--- a/Current Docs/Harrix update .docx
+++ b/Current Docs/Harrix update .docx
@@ -1664,6 +1664,7 @@
         </w:numPr>
         <w:rPr>
           <w:rFonts w:ascii="Segoe UI" w:hAnsi="Segoe UI" w:cs="Segoe UI"/>
+          <w:strike/>
           <w:sz w:val="21"/>
           <w:szCs w:val="21"/>
         </w:rPr>
@@ -1671,6 +1672,7 @@
       <w:r>
         <w:rPr>
           <w:rFonts w:ascii="Segoe UI" w:hAnsi="Segoe UI" w:cs="Segoe UI"/>
+          <w:strike/>
           <w:sz w:val="21"/>
           <w:szCs w:val="21"/>
           <w:highlight w:val="green"/>
@@ -1680,6 +1682,7 @@
       <w:r>
         <w:rPr>
           <w:rFonts w:ascii="Segoe UI" w:hAnsi="Segoe UI" w:cs="Segoe UI"/>
+          <w:strike/>
           <w:sz w:val="21"/>
           <w:szCs w:val="21"/>
         </w:rPr>
@@ -1689,6 +1692,7 @@
       <w:r>
         <w:rPr>
           <w:rFonts w:ascii="Segoe UI" w:hAnsi="Segoe UI" w:cs="Segoe UI"/>
+          <w:strike/>
           <w:sz w:val="21"/>
           <w:szCs w:val="21"/>
         </w:rPr>
@@ -1698,6 +1702,7 @@
       <w:r>
         <w:rPr>
           <w:rFonts w:ascii="Segoe UI" w:hAnsi="Segoe UI" w:cs="Segoe UI"/>
+          <w:strike/>
           <w:sz w:val="21"/>
           <w:szCs w:val="21"/>
         </w:rPr>
@@ -1707,6 +1712,7 @@
       <w:r>
         <w:rPr>
           <w:rFonts w:ascii="Segoe UI" w:hAnsi="Segoe UI" w:cs="Segoe UI"/>
+          <w:strike/>
           <w:sz w:val="21"/>
           <w:szCs w:val="21"/>
         </w:rPr>
@@ -1734,24 +1740,29 @@
       <w:proofErr w:type="spellStart"/>
       <w:r>
         <w:rPr>
+          <w:strike/>
           <w:highlight w:val="green"/>
         </w:rPr>
         <w:t>Achat</w:t>
       </w:r>
       <w:proofErr w:type="spellEnd"/>
       <w:r>
-        <w:t>:</w:t>
-      </w:r>
-      <w:r>
-        <w:t xml:space="preserve"> in TAX section, the user should put only the % and the system calculates it auto </w:t>
-      </w:r>
-      <w:r>
+        <w:rPr>
+          <w:strike/>
+        </w:rPr>
+        <w:t xml:space="preserve">: in TAX section, the user should put only the % and the system calculates it auto </w:t>
+      </w:r>
+      <w:r>
+        <w:rPr>
+          <w:strike/>
+        </w:rPr>
         <w:br/>
         <w:t>+ replace “</w:t>
       </w:r>
       <w:proofErr w:type="spellStart"/>
       <w:r>
         <w:rPr>
+          <w:strike/>
           <w:color w:val="FF0000"/>
         </w:rPr>
         <w:t>cout</w:t>
@@ -1759,6 +1770,7 @@
       <w:proofErr w:type="spellEnd"/>
       <w:r>
         <w:rPr>
+          <w:strike/>
           <w:color w:val="FF0000"/>
         </w:rPr>
         <w:t xml:space="preserve"> </w:t>
@@ -1766,6 +1778,7 @@
       <w:proofErr w:type="spellStart"/>
       <w:r>
         <w:rPr>
+          <w:strike/>
           <w:color w:val="FF0000"/>
         </w:rPr>
         <w:t>unitaire</w:t>
@@ -1773,15 +1786,20 @@
       <w:proofErr w:type="spellEnd"/>
       <w:r>
         <w:rPr>
+          <w:strike/>
           <w:color w:val="FF0000"/>
         </w:rPr>
         <w:t xml:space="preserve"> (DZD)” </w:t>
       </w:r>
       <w:r>
+        <w:rPr>
+          <w:strike/>
+        </w:rPr>
         <w:t>by “</w:t>
       </w:r>
       <w:r>
         <w:rPr>
+          <w:strike/>
           <w:color w:val="FF0000"/>
         </w:rPr>
         <w:t xml:space="preserve">prix </w:t>
@@ -1789,6 +1807,7 @@
       <w:proofErr w:type="spellStart"/>
       <w:r>
         <w:rPr>
+          <w:strike/>
           <w:color w:val="FF0000"/>
         </w:rPr>
         <w:t>unitaire</w:t>
@@ -1796,31 +1815,46 @@
       <w:proofErr w:type="spellEnd"/>
       <w:r>
         <w:rPr>
+          <w:strike/>
           <w:color w:val="FF0000"/>
         </w:rPr>
         <w:t xml:space="preserve"> (DZD)</w:t>
       </w:r>
       <w:r>
+        <w:rPr>
+          <w:strike/>
+        </w:rPr>
         <w:t>”</w:t>
       </w:r>
       <w:r>
+        <w:rPr>
+          <w:strike/>
+        </w:rPr>
         <w:br/>
         <w:t>+ add “</w:t>
       </w:r>
       <w:r>
         <w:rPr>
+          <w:strike/>
           <w:color w:val="FF0000"/>
         </w:rPr>
         <w:t>modify</w:t>
       </w:r>
       <w:r>
+        <w:rPr>
+          <w:strike/>
+        </w:rPr>
         <w:t xml:space="preserve">” option </w:t>
       </w:r>
       <w:r>
+        <w:rPr>
+          <w:strike/>
+        </w:rPr>
         <w:t>for “</w:t>
       </w:r>
       <w:r>
         <w:rPr>
+          <w:strike/>
           <w:color w:val="FF0000"/>
         </w:rPr>
         <w:t xml:space="preserve">bon de </w:t>
@@ -1828,28 +1862,44 @@
       <w:proofErr w:type="spellStart"/>
       <w:r>
         <w:rPr>
+          <w:strike/>
           <w:color w:val="FF0000"/>
         </w:rPr>
         <w:t>commande</w:t>
       </w:r>
       <w:proofErr w:type="spellEnd"/>
       <w:r>
+        <w:rPr>
+          <w:strike/>
+        </w:rPr>
         <w:t xml:space="preserve">” (when the </w:t>
       </w:r>
       <w:proofErr w:type="spellStart"/>
       <w:r>
+        <w:rPr>
+          <w:strike/>
+        </w:rPr>
         <w:t>statut</w:t>
       </w:r>
       <w:proofErr w:type="spellEnd"/>
       <w:r>
+        <w:rPr>
+          <w:strike/>
+        </w:rPr>
         <w:t xml:space="preserve"> is “</w:t>
       </w:r>
       <w:proofErr w:type="spellStart"/>
       <w:r>
+        <w:rPr>
+          <w:strike/>
+        </w:rPr>
         <w:t>bruillion</w:t>
       </w:r>
       <w:proofErr w:type="spellEnd"/>
       <w:r>
+        <w:rPr>
+          <w:strike/>
+        </w:rPr>
         <w:t>”)</w:t>
       </w:r>
       <w:r>
@@ -1997,14 +2047,21 @@
           <w:ilvl w:val="0"/>
           <w:numId w:val="2"/>
         </w:numPr>
-      </w:pPr>
-      <w:r>
-        <w:rPr>
+        <w:rPr>
+          <w:strike/>
+        </w:rPr>
+      </w:pPr>
+      <w:r>
+        <w:rPr>
+          <w:strike/>
           <w:highlight w:val="green"/>
         </w:rPr>
         <w:t>We should add “cost &amp; price” section</w:t>
       </w:r>
       <w:r>
+        <w:rPr>
+          <w:strike/>
+        </w:rPr>
         <w:t>:</w:t>
       </w:r>
     </w:p>

--- a/Current Docs/Harrix update .docx
+++ b/Current Docs/Harrix update .docx
@@ -19,19 +19,8 @@
           <w:sz w:val="36"/>
           <w:szCs w:val="36"/>
         </w:rPr>
-        <w:t xml:space="preserve">The </w:t>
-      </w:r>
-      <w:proofErr w:type="gramStart"/>
-      <w:r>
-        <w:rPr>
-          <w:b/>
-          <w:bCs/>
-          <w:sz w:val="36"/>
-          <w:szCs w:val="36"/>
-        </w:rPr>
-        <w:t>system :</w:t>
-      </w:r>
-      <w:proofErr w:type="gramEnd"/>
+        <w:t>The system :</w:t>
+      </w:r>
     </w:p>
     <w:p>
       <w:pPr>
@@ -747,28 +736,12 @@
       <w:r>
         <w:t xml:space="preserve"> </w:t>
       </w:r>
-      <w:proofErr w:type="gramStart"/>
       <w:r>
         <w:rPr>
           <w:color w:val="FF0000"/>
         </w:rPr>
-        <w:t>( TO</w:t>
-      </w:r>
-      <w:proofErr w:type="gramEnd"/>
-      <w:r>
-        <w:rPr>
-          <w:color w:val="FF0000"/>
-        </w:rPr>
-        <w:t xml:space="preserve"> BE </w:t>
-      </w:r>
-      <w:proofErr w:type="gramStart"/>
-      <w:r>
-        <w:rPr>
-          <w:color w:val="FF0000"/>
-        </w:rPr>
-        <w:t>ADDED )</w:t>
-      </w:r>
-      <w:proofErr w:type="gramEnd"/>
+        <w:t>( TO BE ADDED )</w:t>
+      </w:r>
     </w:p>
     <w:p/>
     <w:p>
@@ -1329,15 +1302,7 @@
         <w:t>Dashboard</w:t>
       </w:r>
       <w:r>
-        <w:t xml:space="preserve">: we should add </w:t>
-      </w:r>
-      <w:proofErr w:type="spellStart"/>
-      <w:r>
-        <w:t>smth</w:t>
-      </w:r>
-      <w:proofErr w:type="spellEnd"/>
-      <w:r>
-        <w:t xml:space="preserve"> like </w:t>
+        <w:t xml:space="preserve">: we should add smth like </w:t>
       </w:r>
     </w:p>
     <w:p/>
@@ -1456,11 +1421,7 @@
         <w:t>Sales statics (graph)</w:t>
       </w:r>
       <w:r>
-        <w:t xml:space="preserve"> </w:t>
-      </w:r>
-      <w:proofErr w:type="gramStart"/>
-      <w:r>
-        <w:t xml:space="preserve">“ </w:t>
+        <w:t xml:space="preserve"> “ </w:t>
       </w:r>
       <w:r>
         <w:rPr>
@@ -1468,16 +1429,15 @@
           <w:sz w:val="21"/>
           <w:szCs w:val="21"/>
         </w:rPr>
-        <w:t>Overview</w:t>
-      </w:r>
-      <w:proofErr w:type="gramEnd"/>
+        <w:t>Overview of sales data over selected periods</w:t>
+      </w:r>
       <w:r>
         <w:rPr>
           <w:rFonts w:ascii="Segoe UI" w:hAnsi="Segoe UI" w:cs="Segoe UI"/>
           <w:sz w:val="21"/>
           <w:szCs w:val="21"/>
         </w:rPr>
-        <w:t xml:space="preserve"> of sales data over selected periods</w:t>
+        <w:t> </w:t>
       </w:r>
       <w:r>
         <w:rPr>
@@ -1485,25 +1445,7 @@
           <w:sz w:val="21"/>
           <w:szCs w:val="21"/>
         </w:rPr>
-        <w:t> </w:t>
-      </w:r>
-      <w:proofErr w:type="gramStart"/>
-      <w:r>
-        <w:rPr>
-          <w:rFonts w:ascii="Segoe UI" w:hAnsi="Segoe UI" w:cs="Segoe UI"/>
-          <w:sz w:val="21"/>
-          <w:szCs w:val="21"/>
-        </w:rPr>
-        <w:t>“ :</w:t>
-      </w:r>
-      <w:proofErr w:type="gramEnd"/>
-      <w:r>
-        <w:rPr>
-          <w:rFonts w:ascii="Segoe UI" w:hAnsi="Segoe UI" w:cs="Segoe UI"/>
-          <w:sz w:val="21"/>
-          <w:szCs w:val="21"/>
-        </w:rPr>
-        <w:t xml:space="preserve"> DAILY / WEEKLY / MONTHLY</w:t>
+        <w:t>“ : DAILY / WEEKLY / MONTHLY</w:t>
       </w:r>
     </w:p>
     <w:p>
@@ -1546,95 +1488,23 @@
           <w:sz w:val="21"/>
           <w:szCs w:val="21"/>
         </w:rPr>
-        <w:t xml:space="preserve"> </w:t>
-      </w:r>
-      <w:proofErr w:type="gramStart"/>
+        <w:t xml:space="preserve"> ( A list of best selling products</w:t>
+      </w:r>
       <w:r>
         <w:rPr>
           <w:rFonts w:ascii="Segoe UI" w:hAnsi="Segoe UI" w:cs="Segoe UI"/>
           <w:sz w:val="21"/>
           <w:szCs w:val="21"/>
         </w:rPr>
-        <w:t>( A</w:t>
-      </w:r>
-      <w:proofErr w:type="gramEnd"/>
+        <w:t xml:space="preserve"> </w:t>
+      </w:r>
       <w:r>
         <w:rPr>
           <w:rFonts w:ascii="Segoe UI" w:hAnsi="Segoe UI" w:cs="Segoe UI"/>
           <w:sz w:val="21"/>
           <w:szCs w:val="21"/>
         </w:rPr>
-        <w:t xml:space="preserve"> list of </w:t>
-      </w:r>
-      <w:proofErr w:type="gramStart"/>
-      <w:r>
-        <w:rPr>
-          <w:rFonts w:ascii="Segoe UI" w:hAnsi="Segoe UI" w:cs="Segoe UI"/>
-          <w:sz w:val="21"/>
-          <w:szCs w:val="21"/>
-        </w:rPr>
-        <w:t>best selling</w:t>
-      </w:r>
-      <w:proofErr w:type="gramEnd"/>
-      <w:r>
-        <w:rPr>
-          <w:rFonts w:ascii="Segoe UI" w:hAnsi="Segoe UI" w:cs="Segoe UI"/>
-          <w:sz w:val="21"/>
-          <w:szCs w:val="21"/>
-        </w:rPr>
-        <w:t xml:space="preserve"> </w:t>
-      </w:r>
-      <w:proofErr w:type="gramStart"/>
-      <w:r>
-        <w:rPr>
-          <w:rFonts w:ascii="Segoe UI" w:hAnsi="Segoe UI" w:cs="Segoe UI"/>
-          <w:sz w:val="21"/>
-          <w:szCs w:val="21"/>
-        </w:rPr>
-        <w:t>products</w:t>
-      </w:r>
-      <w:r>
-        <w:rPr>
-          <w:rFonts w:ascii="Segoe UI" w:hAnsi="Segoe UI" w:cs="Segoe UI"/>
-          <w:sz w:val="21"/>
-          <w:szCs w:val="21"/>
-        </w:rPr>
-        <w:t xml:space="preserve"> </w:t>
-      </w:r>
-      <w:r>
-        <w:rPr>
-          <w:rFonts w:ascii="Segoe UI" w:hAnsi="Segoe UI" w:cs="Segoe UI"/>
-          <w:sz w:val="21"/>
-          <w:szCs w:val="21"/>
-        </w:rPr>
-        <w:t>)</w:t>
-      </w:r>
-      <w:proofErr w:type="gramEnd"/>
-      <w:r>
-        <w:rPr>
-          <w:rFonts w:ascii="Segoe UI" w:hAnsi="Segoe UI" w:cs="Segoe UI"/>
-          <w:sz w:val="21"/>
-          <w:szCs w:val="21"/>
-        </w:rPr>
-        <w:t xml:space="preserve"> to know which product that </w:t>
-      </w:r>
-      <w:proofErr w:type="gramStart"/>
-      <w:r>
-        <w:rPr>
-          <w:rFonts w:ascii="Segoe UI" w:hAnsi="Segoe UI" w:cs="Segoe UI"/>
-          <w:sz w:val="21"/>
-          <w:szCs w:val="21"/>
-        </w:rPr>
-        <w:t>has to</w:t>
-      </w:r>
-      <w:proofErr w:type="gramEnd"/>
-      <w:r>
-        <w:rPr>
-          <w:rFonts w:ascii="Segoe UI" w:hAnsi="Segoe UI" w:cs="Segoe UI"/>
-          <w:sz w:val="21"/>
-          <w:szCs w:val="21"/>
-        </w:rPr>
-        <w:t xml:space="preserve"> produce more </w:t>
+        <w:t xml:space="preserve">) to know which product that has to produce more </w:t>
       </w:r>
     </w:p>
     <w:p>
@@ -1686,39 +1556,8 @@
           <w:sz w:val="21"/>
           <w:szCs w:val="21"/>
         </w:rPr>
-        <w:t xml:space="preserve">: we can add a “+” bottom if the user wants to add a new raw </w:t>
-      </w:r>
-      <w:proofErr w:type="gramStart"/>
-      <w:r>
-        <w:rPr>
-          <w:rFonts w:ascii="Segoe UI" w:hAnsi="Segoe UI" w:cs="Segoe UI"/>
-          <w:strike/>
-          <w:sz w:val="21"/>
-          <w:szCs w:val="21"/>
-        </w:rPr>
-        <w:t>material ,</w:t>
-      </w:r>
-      <w:proofErr w:type="gramEnd"/>
-      <w:r>
-        <w:rPr>
-          <w:rFonts w:ascii="Segoe UI" w:hAnsi="Segoe UI" w:cs="Segoe UI"/>
-          <w:strike/>
-          <w:sz w:val="21"/>
-          <w:szCs w:val="21"/>
-        </w:rPr>
-        <w:t xml:space="preserve"> and that new raw material should work with the same system that the other raw materials work (except the chemical products (they work FEFO method</w:t>
-      </w:r>
-      <w:proofErr w:type="gramStart"/>
-      <w:r>
-        <w:rPr>
-          <w:rFonts w:ascii="Segoe UI" w:hAnsi="Segoe UI" w:cs="Segoe UI"/>
-          <w:strike/>
-          <w:sz w:val="21"/>
-          <w:szCs w:val="21"/>
-        </w:rPr>
-        <w:t>) )</w:t>
-      </w:r>
-      <w:proofErr w:type="gramEnd"/>
+        <w:t>: we can add a “+” bottom if the user wants to add a new raw material , and that new raw material should work with the same system that the other raw materials work (except the chemical products (they work FEFO method) )</w:t>
+      </w:r>
     </w:p>
     <w:p>
       <w:pPr>
@@ -1737,7 +1576,6 @@
           <w:numId w:val="2"/>
         </w:numPr>
       </w:pPr>
-      <w:proofErr w:type="spellStart"/>
       <w:r>
         <w:rPr>
           <w:strike/>
@@ -1745,7 +1583,6 @@
         </w:rPr>
         <w:t>Achat</w:t>
       </w:r>
-      <w:proofErr w:type="spellEnd"/>
       <w:r>
         <w:rPr>
           <w:strike/>
@@ -1759,176 +1596,81 @@
         <w:br/>
         <w:t>+ replace “</w:t>
       </w:r>
-      <w:proofErr w:type="spellStart"/>
       <w:r>
         <w:rPr>
           <w:strike/>
           <w:color w:val="FF0000"/>
         </w:rPr>
-        <w:t>cout</w:t>
-      </w:r>
-      <w:proofErr w:type="spellEnd"/>
+        <w:t xml:space="preserve">cout unitaire (DZD)” </w:t>
+      </w:r>
+      <w:r>
+        <w:rPr>
+          <w:strike/>
+        </w:rPr>
+        <w:t>by “</w:t>
+      </w:r>
       <w:r>
         <w:rPr>
           <w:strike/>
           <w:color w:val="FF0000"/>
         </w:rPr>
-        <w:t xml:space="preserve"> </w:t>
-      </w:r>
-      <w:proofErr w:type="spellStart"/>
+        <w:t>prix unitaire</w:t>
+      </w:r>
       <w:r>
         <w:rPr>
           <w:strike/>
           <w:color w:val="FF0000"/>
         </w:rPr>
-        <w:t>unitaire</w:t>
-      </w:r>
-      <w:proofErr w:type="spellEnd"/>
+        <w:t xml:space="preserve"> (DZD)</w:t>
+      </w:r>
+      <w:r>
+        <w:rPr>
+          <w:strike/>
+        </w:rPr>
+        <w:t>”</w:t>
+      </w:r>
+      <w:r>
+        <w:rPr>
+          <w:strike/>
+        </w:rPr>
+        <w:br/>
+        <w:t>+ add “</w:t>
+      </w:r>
       <w:r>
         <w:rPr>
           <w:strike/>
           <w:color w:val="FF0000"/>
         </w:rPr>
-        <w:t xml:space="preserve"> (DZD)” </w:t>
+        <w:t>modify</w:t>
       </w:r>
       <w:r>
         <w:rPr>
           <w:strike/>
         </w:rPr>
-        <w:t>by “</w:t>
+        <w:t xml:space="preserve">” option </w:t>
+      </w:r>
+      <w:r>
+        <w:rPr>
+          <w:strike/>
+        </w:rPr>
+        <w:t>for “</w:t>
       </w:r>
       <w:r>
         <w:rPr>
           <w:strike/>
           <w:color w:val="FF0000"/>
         </w:rPr>
-        <w:t xml:space="preserve">prix </w:t>
-      </w:r>
-      <w:proofErr w:type="spellStart"/>
+        <w:t>bon de commande</w:t>
+      </w:r>
       <w:r>
         <w:rPr>
           <w:strike/>
-          <w:color w:val="FF0000"/>
-        </w:rPr>
-        <w:t>unitaire</w:t>
-      </w:r>
-      <w:proofErr w:type="spellEnd"/>
-      <w:r>
-        <w:rPr>
-          <w:strike/>
-          <w:color w:val="FF0000"/>
-        </w:rPr>
-        <w:t xml:space="preserve"> (DZD)</w:t>
-      </w:r>
-      <w:r>
-        <w:rPr>
-          <w:strike/>
-        </w:rPr>
-        <w:t>”</w:t>
-      </w:r>
-      <w:r>
-        <w:rPr>
-          <w:strike/>
-        </w:rPr>
+        </w:rPr>
+        <w:t>” (when the statut is “bruillion”)</w:t>
+      </w:r>
+      <w:r>
         <w:br/>
-        <w:t>+ add “</w:t>
-      </w:r>
-      <w:r>
-        <w:rPr>
-          <w:strike/>
-          <w:color w:val="FF0000"/>
-        </w:rPr>
-        <w:t>modify</w:t>
-      </w:r>
-      <w:r>
-        <w:rPr>
-          <w:strike/>
-        </w:rPr>
-        <w:t xml:space="preserve">” option </w:t>
-      </w:r>
-      <w:r>
-        <w:rPr>
-          <w:strike/>
-        </w:rPr>
-        <w:t>for “</w:t>
-      </w:r>
-      <w:r>
-        <w:rPr>
-          <w:strike/>
-          <w:color w:val="FF0000"/>
-        </w:rPr>
-        <w:t xml:space="preserve">bon de </w:t>
-      </w:r>
-      <w:proofErr w:type="spellStart"/>
-      <w:r>
-        <w:rPr>
-          <w:strike/>
-          <w:color w:val="FF0000"/>
-        </w:rPr>
-        <w:t>commande</w:t>
-      </w:r>
-      <w:proofErr w:type="spellEnd"/>
-      <w:r>
-        <w:rPr>
-          <w:strike/>
-        </w:rPr>
-        <w:t xml:space="preserve">” (when the </w:t>
-      </w:r>
-      <w:proofErr w:type="spellStart"/>
-      <w:r>
-        <w:rPr>
-          <w:strike/>
-        </w:rPr>
-        <w:t>statut</w:t>
-      </w:r>
-      <w:proofErr w:type="spellEnd"/>
-      <w:r>
-        <w:rPr>
-          <w:strike/>
-        </w:rPr>
-        <w:t xml:space="preserve"> is “</w:t>
-      </w:r>
-      <w:proofErr w:type="spellStart"/>
-      <w:r>
-        <w:rPr>
-          <w:strike/>
-        </w:rPr>
-        <w:t>bruillion</w:t>
-      </w:r>
-      <w:proofErr w:type="spellEnd"/>
-      <w:r>
-        <w:rPr>
-          <w:strike/>
-        </w:rPr>
-        <w:t>”)</w:t>
-      </w:r>
-      <w:r>
-        <w:br/>
-        <w:t>+ add “</w:t>
-      </w:r>
-      <w:proofErr w:type="spellStart"/>
-      <w:r>
-        <w:t>whatsapp</w:t>
-      </w:r>
-      <w:proofErr w:type="spellEnd"/>
-      <w:r>
-        <w:t>” or “</w:t>
-      </w:r>
-      <w:proofErr w:type="spellStart"/>
-      <w:r>
-        <w:t>wechat</w:t>
-      </w:r>
-      <w:proofErr w:type="spellEnd"/>
-      <w:r>
-        <w:t xml:space="preserve">” </w:t>
-      </w:r>
-      <w:proofErr w:type="spellStart"/>
-      <w:r>
-        <w:t>api’s</w:t>
-      </w:r>
-      <w:proofErr w:type="spellEnd"/>
-      <w:r>
-        <w:t xml:space="preserve"> to send the request directly to the supplier</w:t>
+        <w:t>+ add “whatsapp” or “wechat” api’s to send the request directly to the supplier</w:t>
       </w:r>
     </w:p>
     <w:p>
@@ -1951,24 +1693,11 @@
         <w:t>RH</w:t>
       </w:r>
       <w:r>
-        <w:t xml:space="preserve">: </w:t>
-      </w:r>
-      <w:proofErr w:type="gramStart"/>
-      <w:r>
-        <w:t>when</w:t>
-      </w:r>
-      <w:proofErr w:type="gramEnd"/>
-      <w:r>
-        <w:t xml:space="preserve"> the user clicks on the name of the employee, </w:t>
-      </w:r>
-      <w:r>
-        <w:t xml:space="preserve">he can see other details for </w:t>
-      </w:r>
-      <w:proofErr w:type="gramStart"/>
-      <w:r>
-        <w:t>example :</w:t>
-      </w:r>
-      <w:proofErr w:type="gramEnd"/>
+        <w:t xml:space="preserve">: when the user clicks on the name of the employee, </w:t>
+      </w:r>
+      <w:r>
+        <w:t>he can see other details for example :</w:t>
+      </w:r>
     </w:p>
     <w:p>
       <w:r>
@@ -2074,29 +1803,13 @@
         <w:t>dd</w:t>
       </w:r>
       <w:r>
-        <w:t xml:space="preserve"> a cost tab with 2 sections: cost and price for the whole costs of the factory </w:t>
-      </w:r>
-      <w:proofErr w:type="spellStart"/>
-      <w:r>
-        <w:t>aswell</w:t>
-      </w:r>
-      <w:proofErr w:type="spellEnd"/>
-      <w:r>
-        <w:t xml:space="preserve"> in the stocks and production.</w:t>
+        <w:t xml:space="preserve"> a cost tab with 2 sections: cost and price for the whole costs of the factory aswell in the stocks and production.</w:t>
       </w:r>
     </w:p>
     <w:p/>
     <w:p>
       <w:r>
-        <w:t xml:space="preserve">It could be </w:t>
-      </w:r>
-      <w:proofErr w:type="spellStart"/>
-      <w:r>
-        <w:t>smth</w:t>
-      </w:r>
-      <w:proofErr w:type="spellEnd"/>
-      <w:r>
-        <w:t xml:space="preserve"> like this:</w:t>
+        <w:t>It could be smth like this:</w:t>
       </w:r>
     </w:p>
     <w:p>
@@ -2150,13 +1863,8 @@
     </w:p>
     <w:p>
       <w:r>
-        <w:t xml:space="preserve">After selecting a specific finished </w:t>
-      </w:r>
-      <w:proofErr w:type="gramStart"/>
-      <w:r>
-        <w:t>product :</w:t>
-      </w:r>
-      <w:proofErr w:type="gramEnd"/>
+        <w:t>After selecting a specific finished product :</w:t>
+      </w:r>
     </w:p>
     <w:p>
       <w:r>
@@ -2343,35 +2051,7 @@
           <w:color w:val="000000" w:themeColor="text1"/>
         </w:rPr>
         <w:lastRenderedPageBreak/>
-        <w:t>We would make “</w:t>
-      </w:r>
-      <w:proofErr w:type="spellStart"/>
-      <w:r>
-        <w:rPr>
-          <w:color w:val="000000" w:themeColor="text1"/>
-        </w:rPr>
-        <w:t>achat&amp;frs</w:t>
-      </w:r>
-      <w:proofErr w:type="spellEnd"/>
-      <w:r>
-        <w:rPr>
-          <w:color w:val="000000" w:themeColor="text1"/>
-        </w:rPr>
-        <w:t>” / “</w:t>
-      </w:r>
-      <w:proofErr w:type="spellStart"/>
-      <w:r>
-        <w:rPr>
-          <w:color w:val="000000" w:themeColor="text1"/>
-        </w:rPr>
-        <w:t>vente&amp;client</w:t>
-      </w:r>
-      <w:proofErr w:type="spellEnd"/>
-      <w:r>
-        <w:rPr>
-          <w:color w:val="000000" w:themeColor="text1"/>
-        </w:rPr>
-        <w:t xml:space="preserve">” </w:t>
+        <w:t xml:space="preserve">We would make “achat&amp;frs” / “vente&amp;client” </w:t>
       </w:r>
       <w:r>
         <w:rPr>
@@ -2384,83 +2064,13 @@
         <w:rPr>
           <w:color w:val="000000" w:themeColor="text1"/>
         </w:rPr>
-        <w:t xml:space="preserve"> “</w:t>
-      </w:r>
-      <w:proofErr w:type="spellStart"/>
-      <w:r>
-        <w:rPr>
-          <w:color w:val="000000" w:themeColor="text1"/>
-        </w:rPr>
-        <w:t>achat</w:t>
-      </w:r>
-      <w:proofErr w:type="spellEnd"/>
-      <w:r>
-        <w:rPr>
-          <w:color w:val="000000" w:themeColor="text1"/>
-        </w:rPr>
-        <w:t>” “</w:t>
-      </w:r>
-      <w:proofErr w:type="spellStart"/>
-      <w:r>
-        <w:rPr>
-          <w:color w:val="000000" w:themeColor="text1"/>
-        </w:rPr>
-        <w:t>frs</w:t>
-      </w:r>
-      <w:proofErr w:type="spellEnd"/>
-      <w:r>
-        <w:rPr>
-          <w:color w:val="000000" w:themeColor="text1"/>
-        </w:rPr>
-        <w:t xml:space="preserve">” “vente” “client” as independent sections because </w:t>
-      </w:r>
-      <w:r>
-        <w:rPr>
-          <w:color w:val="000000" w:themeColor="text1"/>
-        </w:rPr>
-        <w:t>currently when it comes to “</w:t>
-      </w:r>
-      <w:proofErr w:type="spellStart"/>
-      <w:r>
-        <w:rPr>
-          <w:color w:val="000000" w:themeColor="text1"/>
-        </w:rPr>
-        <w:t>ventes&amp;client</w:t>
-      </w:r>
-      <w:proofErr w:type="spellEnd"/>
-      <w:r>
-        <w:rPr>
-          <w:color w:val="000000" w:themeColor="text1"/>
-        </w:rPr>
-        <w:t>” they are together but “</w:t>
-      </w:r>
-      <w:proofErr w:type="spellStart"/>
-      <w:r>
-        <w:rPr>
-          <w:color w:val="000000" w:themeColor="text1"/>
-        </w:rPr>
-        <w:t>achat</w:t>
-      </w:r>
-      <w:proofErr w:type="spellEnd"/>
-      <w:r>
-        <w:rPr>
-          <w:color w:val="000000" w:themeColor="text1"/>
-        </w:rPr>
-        <w:t>” “</w:t>
-      </w:r>
-      <w:proofErr w:type="spellStart"/>
-      <w:r>
-        <w:rPr>
-          <w:color w:val="000000" w:themeColor="text1"/>
-        </w:rPr>
-        <w:t>frs</w:t>
-      </w:r>
-      <w:proofErr w:type="spellEnd"/>
-      <w:r>
-        <w:rPr>
-          <w:color w:val="000000" w:themeColor="text1"/>
-        </w:rPr>
-        <w:t xml:space="preserve">” they not. we should make them the same </w:t>
+        <w:t xml:space="preserve"> “achat” “frs” “vente” “client” as independent sections because </w:t>
+      </w:r>
+      <w:r>
+        <w:rPr>
+          <w:color w:val="000000" w:themeColor="text1"/>
+        </w:rPr>
+        <w:t xml:space="preserve">currently when it comes to “ventes&amp;client” they are together but “achat” “frs” they not. we should make them the same </w:t>
       </w:r>
     </w:p>
     <w:p>
@@ -2486,17 +2096,8 @@
           <w:color w:val="000000" w:themeColor="text1"/>
           <w:highlight w:val="green"/>
         </w:rPr>
-        <w:t xml:space="preserve">Journal </w:t>
-      </w:r>
-      <w:proofErr w:type="spellStart"/>
-      <w:r>
-        <w:rPr>
-          <w:color w:val="000000" w:themeColor="text1"/>
-          <w:highlight w:val="green"/>
-        </w:rPr>
-        <w:t>d’activité</w:t>
-      </w:r>
-      <w:proofErr w:type="spellEnd"/>
+        <w:t>Journal d’activité</w:t>
+      </w:r>
       <w:r>
         <w:rPr>
           <w:color w:val="000000" w:themeColor="text1"/>
@@ -2514,35 +2115,7 @@
         <w:rPr>
           <w:color w:val="000000" w:themeColor="text1"/>
         </w:rPr>
-        <w:t xml:space="preserve">This section should be shown only for the </w:t>
-      </w:r>
-      <w:proofErr w:type="gramStart"/>
-      <w:r>
-        <w:rPr>
-          <w:color w:val="000000" w:themeColor="text1"/>
-        </w:rPr>
-        <w:t>owner</w:t>
-      </w:r>
-      <w:proofErr w:type="gramEnd"/>
-      <w:r>
-        <w:rPr>
-          <w:color w:val="000000" w:themeColor="text1"/>
-        </w:rPr>
-        <w:t xml:space="preserve"> and the other users cannot see it and there’s a small </w:t>
-      </w:r>
-      <w:proofErr w:type="gramStart"/>
-      <w:r>
-        <w:rPr>
-          <w:color w:val="000000" w:themeColor="text1"/>
-        </w:rPr>
-        <w:t>error :</w:t>
-      </w:r>
-      <w:proofErr w:type="gramEnd"/>
-      <w:r>
-        <w:rPr>
-          <w:color w:val="000000" w:themeColor="text1"/>
-        </w:rPr>
-        <w:t xml:space="preserve"> </w:t>
+        <w:t xml:space="preserve">This section should be shown only for the owner and the other users cannot see it and there’s a small error : </w:t>
       </w:r>
     </w:p>
     <w:p>
@@ -2694,197 +2267,72 @@
           <w:color w:val="000000" w:themeColor="text1"/>
           <w:highlight w:val="green"/>
         </w:rPr>
-        <w:t xml:space="preserve">Le retour des </w:t>
-      </w:r>
-      <w:proofErr w:type="gramStart"/>
+        <w:t>Le retour des clients</w:t>
+      </w:r>
+      <w:r>
+        <w:rPr>
+          <w:color w:val="000000" w:themeColor="text1"/>
+        </w:rPr>
+        <w:t xml:space="preserve"> :</w:t>
+      </w:r>
+    </w:p>
+    <w:p>
+      <w:pPr>
+        <w:rPr>
+          <w:color w:val="000000" w:themeColor="text1"/>
+        </w:rPr>
+      </w:pPr>
+    </w:p>
+    <w:p>
+      <w:pPr>
+        <w:rPr>
+          <w:color w:val="000000" w:themeColor="text1"/>
+        </w:rPr>
+      </w:pPr>
+      <w:r>
+        <w:rPr>
+          <w:color w:val="000000" w:themeColor="text1"/>
+        </w:rPr>
+        <w:t>When a customer cancel an order</w:t>
+      </w:r>
+      <w:r>
+        <w:rPr>
+          <w:color w:val="000000" w:themeColor="text1"/>
+        </w:rPr>
+        <w:t xml:space="preserve"> “fait un retour pour qlq elemenets de produits finis” </w:t>
+      </w:r>
+      <w:r>
+        <w:rPr>
+          <w:color w:val="000000" w:themeColor="text1"/>
+        </w:rPr>
+        <w:t>, the quantity of that order doesn’t come back to the finished products inventory ( we should work on that as well)</w:t>
+      </w:r>
+    </w:p>
+    <w:p>
+      <w:pPr>
+        <w:rPr>
+          <w:color w:val="000000" w:themeColor="text1"/>
+        </w:rPr>
+      </w:pPr>
+    </w:p>
+    <w:p>
+      <w:pPr>
+        <w:rPr>
+          <w:color w:val="000000" w:themeColor="text1"/>
+        </w:rPr>
+      </w:pPr>
       <w:r>
         <w:rPr>
           <w:color w:val="000000" w:themeColor="text1"/>
           <w:highlight w:val="green"/>
         </w:rPr>
-        <w:t>clients</w:t>
-      </w:r>
-      <w:r>
-        <w:rPr>
-          <w:color w:val="000000" w:themeColor="text1"/>
-        </w:rPr>
-        <w:t xml:space="preserve"> :</w:t>
-      </w:r>
-      <w:proofErr w:type="gramEnd"/>
-    </w:p>
-    <w:p>
-      <w:pPr>
-        <w:rPr>
-          <w:color w:val="000000" w:themeColor="text1"/>
-        </w:rPr>
-      </w:pPr>
-    </w:p>
-    <w:p>
-      <w:pPr>
-        <w:rPr>
-          <w:color w:val="000000" w:themeColor="text1"/>
-        </w:rPr>
-      </w:pPr>
-      <w:r>
-        <w:rPr>
-          <w:color w:val="000000" w:themeColor="text1"/>
-        </w:rPr>
-        <w:t xml:space="preserve">When a customer </w:t>
-      </w:r>
-      <w:proofErr w:type="gramStart"/>
-      <w:r>
-        <w:rPr>
-          <w:color w:val="000000" w:themeColor="text1"/>
-        </w:rPr>
-        <w:t>cancel</w:t>
-      </w:r>
-      <w:proofErr w:type="gramEnd"/>
-      <w:r>
-        <w:rPr>
-          <w:color w:val="000000" w:themeColor="text1"/>
-        </w:rPr>
-        <w:t xml:space="preserve"> an order</w:t>
-      </w:r>
-      <w:r>
-        <w:rPr>
-          <w:color w:val="000000" w:themeColor="text1"/>
-        </w:rPr>
-        <w:t xml:space="preserve"> “fait un retour pour </w:t>
-      </w:r>
-      <w:proofErr w:type="spellStart"/>
-      <w:r>
-        <w:rPr>
-          <w:color w:val="000000" w:themeColor="text1"/>
-        </w:rPr>
-        <w:t>qlq</w:t>
-      </w:r>
-      <w:proofErr w:type="spellEnd"/>
-      <w:r>
-        <w:rPr>
-          <w:color w:val="000000" w:themeColor="text1"/>
-        </w:rPr>
-        <w:t xml:space="preserve"> </w:t>
-      </w:r>
-      <w:proofErr w:type="spellStart"/>
-      <w:r>
-        <w:rPr>
-          <w:color w:val="000000" w:themeColor="text1"/>
-        </w:rPr>
-        <w:t>elemenets</w:t>
-      </w:r>
-      <w:proofErr w:type="spellEnd"/>
-      <w:r>
-        <w:rPr>
-          <w:color w:val="000000" w:themeColor="text1"/>
-        </w:rPr>
-        <w:t xml:space="preserve"> de </w:t>
-      </w:r>
-      <w:proofErr w:type="spellStart"/>
-      <w:r>
-        <w:rPr>
-          <w:color w:val="000000" w:themeColor="text1"/>
-        </w:rPr>
-        <w:t>produits</w:t>
-      </w:r>
-      <w:proofErr w:type="spellEnd"/>
-      <w:r>
-        <w:rPr>
-          <w:color w:val="000000" w:themeColor="text1"/>
-        </w:rPr>
-        <w:t xml:space="preserve"> </w:t>
-      </w:r>
-      <w:proofErr w:type="spellStart"/>
-      <w:r>
-        <w:rPr>
-          <w:color w:val="000000" w:themeColor="text1"/>
-        </w:rPr>
-        <w:t>finis</w:t>
-      </w:r>
-      <w:proofErr w:type="spellEnd"/>
-      <w:proofErr w:type="gramStart"/>
-      <w:r>
-        <w:rPr>
-          <w:color w:val="000000" w:themeColor="text1"/>
-        </w:rPr>
-        <w:t xml:space="preserve">” </w:t>
-      </w:r>
-      <w:r>
-        <w:rPr>
-          <w:color w:val="000000" w:themeColor="text1"/>
-        </w:rPr>
-        <w:t>,</w:t>
-      </w:r>
-      <w:proofErr w:type="gramEnd"/>
-      <w:r>
-        <w:rPr>
-          <w:color w:val="000000" w:themeColor="text1"/>
-        </w:rPr>
-        <w:t xml:space="preserve"> the quantity of that order doesn’t come back to the finished products inventory </w:t>
-      </w:r>
-      <w:proofErr w:type="gramStart"/>
-      <w:r>
-        <w:rPr>
-          <w:color w:val="000000" w:themeColor="text1"/>
-        </w:rPr>
-        <w:t>( we</w:t>
-      </w:r>
-      <w:proofErr w:type="gramEnd"/>
-      <w:r>
-        <w:rPr>
-          <w:color w:val="000000" w:themeColor="text1"/>
-        </w:rPr>
-        <w:t xml:space="preserve"> should work on that as well)</w:t>
-      </w:r>
-    </w:p>
-    <w:p>
-      <w:pPr>
-        <w:rPr>
-          <w:color w:val="000000" w:themeColor="text1"/>
-        </w:rPr>
-      </w:pPr>
-    </w:p>
-    <w:p>
-      <w:pPr>
-        <w:rPr>
-          <w:color w:val="000000" w:themeColor="text1"/>
-        </w:rPr>
-      </w:pPr>
-      <w:proofErr w:type="gramStart"/>
-      <w:r>
-        <w:rPr>
-          <w:color w:val="000000" w:themeColor="text1"/>
-          <w:highlight w:val="green"/>
-        </w:rPr>
-        <w:t>So</w:t>
-      </w:r>
-      <w:proofErr w:type="gramEnd"/>
-      <w:r>
-        <w:rPr>
-          <w:color w:val="000000" w:themeColor="text1"/>
-          <w:highlight w:val="green"/>
-        </w:rPr>
-        <w:t xml:space="preserve"> the logic here </w:t>
-      </w:r>
-      <w:proofErr w:type="gramStart"/>
-      <w:r>
-        <w:rPr>
-          <w:color w:val="000000" w:themeColor="text1"/>
-          <w:highlight w:val="green"/>
-        </w:rPr>
-        <w:t>is</w:t>
-      </w:r>
-      <w:r>
-        <w:rPr>
-          <w:color w:val="000000" w:themeColor="text1"/>
-        </w:rPr>
-        <w:t xml:space="preserve"> :</w:t>
-      </w:r>
-      <w:proofErr w:type="gramEnd"/>
-      <w:r>
-        <w:rPr>
-          <w:color w:val="000000" w:themeColor="text1"/>
-        </w:rPr>
-        <w:t xml:space="preserve"> when </w:t>
+        <w:t>So the logic here is</w:t>
+      </w:r>
+      <w:r>
+        <w:rPr>
+          <w:color w:val="000000" w:themeColor="text1"/>
+        </w:rPr>
+        <w:t xml:space="preserve"> : when </w:t>
       </w:r>
       <w:r>
         <w:rPr>
@@ -2896,49 +2344,7 @@
         <w:rPr>
           <w:color w:val="000000" w:themeColor="text1"/>
         </w:rPr>
-        <w:t xml:space="preserve"> </w:t>
-      </w:r>
-      <w:proofErr w:type="gramStart"/>
-      <w:r>
-        <w:rPr>
-          <w:color w:val="000000" w:themeColor="text1"/>
-        </w:rPr>
-        <w:t>cancel</w:t>
-      </w:r>
-      <w:proofErr w:type="gramEnd"/>
-      <w:r>
-        <w:rPr>
-          <w:color w:val="000000" w:themeColor="text1"/>
-        </w:rPr>
-        <w:t xml:space="preserve"> and order or “fait le retour</w:t>
-      </w:r>
-      <w:proofErr w:type="gramStart"/>
-      <w:r>
-        <w:rPr>
-          <w:color w:val="000000" w:themeColor="text1"/>
-        </w:rPr>
-        <w:t>” ,</w:t>
-      </w:r>
-      <w:proofErr w:type="gramEnd"/>
-      <w:r>
-        <w:rPr>
-          <w:color w:val="000000" w:themeColor="text1"/>
-        </w:rPr>
-        <w:t xml:space="preserve"> the user should cancel the order completely and the quantities come back to the </w:t>
-      </w:r>
-      <w:proofErr w:type="gramStart"/>
-      <w:r>
-        <w:rPr>
-          <w:color w:val="000000" w:themeColor="text1"/>
-        </w:rPr>
-        <w:t>inventory  then</w:t>
-      </w:r>
-      <w:proofErr w:type="gramEnd"/>
-      <w:r>
-        <w:rPr>
-          <w:color w:val="000000" w:themeColor="text1"/>
-        </w:rPr>
-        <w:t xml:space="preserve"> create new order with new quantities if customer wants</w:t>
+        <w:t xml:space="preserve"> cancel and order or “fait le retour” , the user should cancel the order completely and the quantities come back to the inventory  then create new order with new quantities if customer wants</w:t>
       </w:r>
       <w:r>
         <w:rPr>
@@ -2962,99 +2368,57 @@
     </w:p>
     <w:p>
       <w:pPr>
+        <w:rPr>
+          <w:color w:val="000000" w:themeColor="text1"/>
+        </w:rPr>
+      </w:pPr>
+      <w:r>
+        <w:rPr>
+          <w:color w:val="000000" w:themeColor="text1"/>
+        </w:rPr>
+        <w:t>Also add modification and archive features for clients and commandes</w:t>
+      </w:r>
+    </w:p>
+    <w:p>
+      <w:pPr>
+        <w:rPr>
+          <w:color w:val="000000" w:themeColor="text1"/>
+        </w:rPr>
+      </w:pPr>
+    </w:p>
+    <w:p>
+      <w:pPr>
+        <w:rPr>
+          <w:color w:val="000000" w:themeColor="text1"/>
+        </w:rPr>
+      </w:pPr>
+      <w:r>
+        <w:rPr>
+          <w:color w:val="000000" w:themeColor="text1"/>
+        </w:rPr>
+        <w:t>In produits finis in reception remove fournisseur entirely and replace it with client and note</w:t>
+      </w:r>
+      <w:r>
+        <w:rPr>
+          <w:color w:val="000000" w:themeColor="text1"/>
+        </w:rPr>
+        <w:t xml:space="preserve"> also for sortie add note</w:t>
+      </w:r>
+    </w:p>
+    <w:p>
+      <w:pPr>
+        <w:rPr>
+          <w:color w:val="000000" w:themeColor="text1"/>
+        </w:rPr>
+      </w:pPr>
+    </w:p>
+    <w:p>
+      <w:pPr>
         <w:jc w:val="center"/>
         <w:rPr>
           <w:color w:val="000000" w:themeColor="text1"/>
         </w:rPr>
       </w:pPr>
-      <w:r>
-        <w:rPr>
-          <w:noProof/>
-          <w:color w:val="000000" w:themeColor="text1"/>
-        </w:rPr>
-        <w:lastRenderedPageBreak/>
-        <mc:AlternateContent>
-          <mc:Choice Requires="wpi">
-            <w:drawing>
-              <wp:anchor distT="0" distB="0" distL="114300" distR="114300" simplePos="0" relativeHeight="251664384" behindDoc="0" locked="0" layoutInCell="1" allowOverlap="1" wp14:anchorId="3E447178" wp14:editId="62C1CB5A">
-                <wp:simplePos x="0" y="0"/>
-                <wp:positionH relativeFrom="column">
-                  <wp:posOffset>3291840</wp:posOffset>
-                </wp:positionH>
-                <wp:positionV relativeFrom="paragraph">
-                  <wp:posOffset>1798320</wp:posOffset>
-                </wp:positionV>
-                <wp:extent cx="1029335" cy="1477645"/>
-                <wp:effectExtent l="38100" t="38100" r="24765" b="33655"/>
-                <wp:wrapNone/>
-                <wp:docPr id="1127194705" name="Encre 16"/>
-                <wp:cNvGraphicFramePr/>
-                <a:graphic xmlns:a="http://schemas.openxmlformats.org/drawingml/2006/main">
-                  <a:graphicData uri="http://schemas.microsoft.com/office/word/2010/wordprocessingInk">
-                    <w14:contentPart bwMode="auto" r:id="rId22">
-                      <w14:nvContentPartPr>
-                        <w14:cNvContentPartPr/>
-                      </w14:nvContentPartPr>
-                      <w14:xfrm>
-                        <a:off x="0" y="0"/>
-                        <a:ext cx="1029335" cy="1477645"/>
-                      </w14:xfrm>
-                    </w14:contentPart>
-                  </a:graphicData>
-                </a:graphic>
-              </wp:anchor>
-            </w:drawing>
-          </mc:Choice>
-          <mc:Fallback>
-            <w:pict>
-              <v:shape w14:anchorId="5D8EA902" id="Encre 16" o:spid="_x0000_s1026" type="#_x0000_t75" style="position:absolute;margin-left:258.7pt;margin-top:141.1pt;width:82pt;height:117.3pt;z-index:251664384;visibility:visible;mso-wrap-style:square;mso-wrap-distance-left:9pt;mso-wrap-distance-top:0;mso-wrap-distance-right:9pt;mso-wrap-distance-bottom:0;mso-position-horizontal:absolute;mso-position-horizontal-relative:text;mso-position-vertical:absolute;mso-position-vertical-relative:text" o:gfxdata="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">
-                <v:imagedata r:id="rId23" o:title=""/>
-              </v:shape>
-            </w:pict>
-          </mc:Fallback>
-        </mc:AlternateContent>
-      </w:r>
-      <w:r>
-        <w:rPr>
-          <w:noProof/>
-          <w:color w:val="000000" w:themeColor="text1"/>
-        </w:rPr>
-        <w:drawing>
-          <wp:inline distT="0" distB="0" distL="0" distR="0" wp14:anchorId="5A5B599C" wp14:editId="0B24B0A5">
-            <wp:extent cx="5731510" cy="3267710"/>
-            <wp:effectExtent l="0" t="0" r="0" b="0"/>
-            <wp:docPr id="1433274143" name="Image 1"/>
-            <wp:cNvGraphicFramePr>
-              <a:graphicFrameLocks xmlns:a="http://schemas.openxmlformats.org/drawingml/2006/main" noChangeAspect="1"/>
-            </wp:cNvGraphicFramePr>
-            <a:graphic xmlns:a="http://schemas.openxmlformats.org/drawingml/2006/main">
-              <a:graphicData uri="http://schemas.openxmlformats.org/drawingml/2006/picture">
-                <pic:pic xmlns:pic="http://schemas.openxmlformats.org/drawingml/2006/picture">
-                  <pic:nvPicPr>
-                    <pic:cNvPr id="1433274143" name=""/>
-                    <pic:cNvPicPr/>
-                  </pic:nvPicPr>
-                  <pic:blipFill>
-                    <a:blip r:embed="rId24"/>
-                    <a:stretch>
-                      <a:fillRect/>
-                    </a:stretch>
-                  </pic:blipFill>
-                  <pic:spPr>
-                    <a:xfrm>
-                      <a:off x="0" y="0"/>
-                      <a:ext cx="5731510" cy="3267710"/>
-                    </a:xfrm>
-                    <a:prstGeom prst="rect">
-                      <a:avLst/>
-                    </a:prstGeom>
-                  </pic:spPr>
-                </pic:pic>
-              </a:graphicData>
-            </a:graphic>
-          </wp:inline>
-        </w:drawing>
-      </w:r>
     </w:p>
     <w:p>
       <w:pPr>
@@ -3120,6 +2484,7 @@
           <w:noProof/>
           <w:color w:val="000000" w:themeColor="text1"/>
         </w:rPr>
+        <w:lastRenderedPageBreak/>
         <mc:AlternateContent>
           <mc:Choice Requires="wpi">
             <w:drawing>
@@ -3138,7 +2503,7 @@
                 <wp:cNvGraphicFramePr/>
                 <a:graphic xmlns:a="http://schemas.openxmlformats.org/drawingml/2006/main">
                   <a:graphicData uri="http://schemas.microsoft.com/office/word/2010/wordprocessingInk">
-                    <w14:contentPart bwMode="auto" r:id="rId25">
+                    <w14:contentPart bwMode="auto" r:id="rId22">
                       <w14:nvContentPartPr>
                         <w14:cNvContentPartPr/>
                       </w14:nvContentPartPr>
@@ -3228,50 +2593,24 @@
         </w:rPr>
         <w:t>revenue changes when the user adds an order and clicks on “</w:t>
       </w:r>
-      <w:proofErr w:type="spellStart"/>
       <w:r>
         <w:rPr>
           <w:color w:val="FF0000"/>
         </w:rPr>
         <w:t>enregistrer</w:t>
       </w:r>
-      <w:proofErr w:type="spellEnd"/>
-      <w:r>
-        <w:rPr>
-          <w:color w:val="000000" w:themeColor="text1"/>
-        </w:rPr>
-        <w:t xml:space="preserve">” even the order is not paid yet </w:t>
-      </w:r>
-      <w:proofErr w:type="gramStart"/>
-      <w:r>
-        <w:rPr>
-          <w:color w:val="000000" w:themeColor="text1"/>
-        </w:rPr>
-        <w:t xml:space="preserve">“ </w:t>
-      </w:r>
-      <w:proofErr w:type="spellStart"/>
+      <w:r>
+        <w:rPr>
+          <w:color w:val="000000" w:themeColor="text1"/>
+        </w:rPr>
+        <w:t xml:space="preserve">” even the order is not paid yet “ </w:t>
+      </w:r>
       <w:r>
         <w:rPr>
           <w:color w:val="FF0000"/>
         </w:rPr>
-        <w:t>en</w:t>
-      </w:r>
-      <w:proofErr w:type="spellEnd"/>
-      <w:proofErr w:type="gramEnd"/>
-      <w:r>
-        <w:rPr>
-          <w:color w:val="FF0000"/>
-        </w:rPr>
-        <w:t xml:space="preserve"> </w:t>
-      </w:r>
-      <w:proofErr w:type="spellStart"/>
-      <w:r>
-        <w:rPr>
-          <w:color w:val="FF0000"/>
-        </w:rPr>
-        <w:t>attente</w:t>
-      </w:r>
-      <w:proofErr w:type="spellEnd"/>
+        <w:t>en attente</w:t>
+      </w:r>
       <w:r>
         <w:rPr>
           <w:color w:val="000000" w:themeColor="text1"/>
@@ -3347,7 +2686,6 @@
           <w:noProof/>
           <w:color w:val="000000" w:themeColor="text1"/>
         </w:rPr>
-        <w:lastRenderedPageBreak/>
         <mc:AlternateContent>
           <mc:Choice Requires="wpi">
             <w:drawing>
@@ -3448,19 +2786,11 @@
         </w:rPr>
         <w:t xml:space="preserve">“congé” is </w:t>
       </w:r>
-      <w:proofErr w:type="spellStart"/>
-      <w:r>
-        <w:rPr>
-          <w:color w:val="000000" w:themeColor="text1"/>
-        </w:rPr>
-        <w:t>smth</w:t>
-      </w:r>
-      <w:proofErr w:type="spellEnd"/>
-      <w:r>
-        <w:rPr>
-          <w:color w:val="000000" w:themeColor="text1"/>
-        </w:rPr>
-        <w:t xml:space="preserve"> </w:t>
+      <w:r>
+        <w:rPr>
+          <w:color w:val="000000" w:themeColor="text1"/>
+        </w:rPr>
+        <w:t xml:space="preserve">smth </w:t>
       </w:r>
       <w:r>
         <w:rPr>
@@ -3484,21 +2814,7 @@
         <w:rPr>
           <w:color w:val="000000" w:themeColor="text1"/>
         </w:rPr>
-        <w:t>“</w:t>
-      </w:r>
-      <w:proofErr w:type="spellStart"/>
-      <w:r>
-        <w:rPr>
-          <w:color w:val="000000" w:themeColor="text1"/>
-        </w:rPr>
-        <w:t>Maladé</w:t>
-      </w:r>
-      <w:proofErr w:type="spellEnd"/>
-      <w:r>
-        <w:rPr>
-          <w:color w:val="000000" w:themeColor="text1"/>
-        </w:rPr>
-        <w:t xml:space="preserve">” also has also the same concept as “congé”  </w:t>
+        <w:t xml:space="preserve">“Maladé” also has also the same concept as “congé”  </w:t>
       </w:r>
     </w:p>
     <w:p>
@@ -3529,125 +2845,13 @@
         <w:rPr>
           <w:color w:val="000000" w:themeColor="text1"/>
         </w:rPr>
-        <w:t xml:space="preserve">ould add a tab in month summary called </w:t>
-      </w:r>
-      <w:proofErr w:type="gramStart"/>
-      <w:r>
-        <w:rPr>
-          <w:color w:val="000000" w:themeColor="text1"/>
-        </w:rPr>
-        <w:t>“ les</w:t>
-      </w:r>
-      <w:proofErr w:type="gramEnd"/>
-      <w:r>
-        <w:rPr>
-          <w:color w:val="000000" w:themeColor="text1"/>
-        </w:rPr>
-        <w:t xml:space="preserve"> </w:t>
-      </w:r>
-      <w:proofErr w:type="spellStart"/>
-      <w:r>
-        <w:rPr>
-          <w:color w:val="000000" w:themeColor="text1"/>
-        </w:rPr>
-        <w:t>heures</w:t>
-      </w:r>
-      <w:proofErr w:type="spellEnd"/>
-      <w:r>
-        <w:rPr>
-          <w:color w:val="000000" w:themeColor="text1"/>
-        </w:rPr>
-        <w:t xml:space="preserve"> </w:t>
-      </w:r>
-      <w:proofErr w:type="spellStart"/>
-      <w:r>
-        <w:rPr>
-          <w:color w:val="000000" w:themeColor="text1"/>
-        </w:rPr>
-        <w:t>supplementaires</w:t>
-      </w:r>
-      <w:proofErr w:type="spellEnd"/>
-      <w:r>
-        <w:rPr>
-          <w:color w:val="000000" w:themeColor="text1"/>
-        </w:rPr>
-        <w:t xml:space="preserve">” in which: </w:t>
+        <w:t xml:space="preserve">ould add a tab in month summary called “ les heures supplementaires” in which: </w:t>
       </w:r>
       <w:r>
         <w:rPr>
           <w:color w:val="FF0000"/>
         </w:rPr>
-        <w:t xml:space="preserve">les </w:t>
-      </w:r>
-      <w:proofErr w:type="spellStart"/>
-      <w:r>
-        <w:rPr>
-          <w:color w:val="FF0000"/>
-        </w:rPr>
-        <w:t>heures</w:t>
-      </w:r>
-      <w:proofErr w:type="spellEnd"/>
-      <w:r>
-        <w:rPr>
-          <w:color w:val="FF0000"/>
-        </w:rPr>
-        <w:t xml:space="preserve"> </w:t>
-      </w:r>
-      <w:proofErr w:type="spellStart"/>
-      <w:r>
-        <w:rPr>
-          <w:color w:val="FF0000"/>
-        </w:rPr>
-        <w:t>supplémentaires</w:t>
-      </w:r>
-      <w:proofErr w:type="spellEnd"/>
-      <w:r>
-        <w:rPr>
-          <w:color w:val="FF0000"/>
-        </w:rPr>
-        <w:t xml:space="preserve"> = Heure </w:t>
-      </w:r>
-      <w:proofErr w:type="spellStart"/>
-      <w:r>
-        <w:rPr>
-          <w:color w:val="FF0000"/>
-        </w:rPr>
-        <w:t>travaillées</w:t>
-      </w:r>
-      <w:proofErr w:type="spellEnd"/>
-      <w:r>
-        <w:rPr>
-          <w:color w:val="FF0000"/>
-        </w:rPr>
-        <w:t xml:space="preserve"> – </w:t>
-      </w:r>
-      <w:proofErr w:type="spellStart"/>
-      <w:r>
-        <w:rPr>
-          <w:color w:val="FF0000"/>
-        </w:rPr>
-        <w:t>heures</w:t>
-      </w:r>
-      <w:proofErr w:type="spellEnd"/>
-      <w:r>
-        <w:rPr>
-          <w:color w:val="FF0000"/>
-        </w:rPr>
-        <w:t xml:space="preserve"> </w:t>
-      </w:r>
-      <w:proofErr w:type="spellStart"/>
-      <w:r>
-        <w:rPr>
-          <w:color w:val="FF0000"/>
-        </w:rPr>
-        <w:t>prévues</w:t>
-      </w:r>
-      <w:proofErr w:type="spellEnd"/>
-      <w:r>
-        <w:rPr>
-          <w:color w:val="FF0000"/>
-        </w:rPr>
-        <w:t xml:space="preserve"> </w:t>
+        <w:t xml:space="preserve">les heures supplémentaires = Heure travaillées – heures prévues </w:t>
       </w:r>
     </w:p>
     <w:p>
@@ -3704,21 +2908,8 @@
         <w:rPr>
           <w:color w:val="000000" w:themeColor="text1"/>
         </w:rPr>
-        <w:t xml:space="preserve">The reason </w:t>
-      </w:r>
-      <w:proofErr w:type="gramStart"/>
-      <w:r>
-        <w:rPr>
-          <w:color w:val="000000" w:themeColor="text1"/>
-        </w:rPr>
-        <w:t>of</w:t>
-      </w:r>
-      <w:proofErr w:type="gramEnd"/>
-      <w:r>
-        <w:rPr>
-          <w:color w:val="000000" w:themeColor="text1"/>
-        </w:rPr>
-        <w:t xml:space="preserve"> an </w:t>
+        <w:lastRenderedPageBreak/>
+        <w:t xml:space="preserve">The reason of an </w:t>
       </w:r>
       <w:r>
         <w:rPr>
@@ -3736,30 +2927,8 @@
         <w:rPr>
           <w:color w:val="000000" w:themeColor="text1"/>
         </w:rPr>
-        <w:t xml:space="preserve"> </w:t>
-      </w:r>
-      <w:proofErr w:type="gramStart"/>
-      <w:r>
-        <w:rPr>
-          <w:color w:val="000000" w:themeColor="text1"/>
-        </w:rPr>
-        <w:t>in</w:t>
-      </w:r>
-      <w:proofErr w:type="gramEnd"/>
-      <w:r>
-        <w:rPr>
-          <w:color w:val="000000" w:themeColor="text1"/>
-        </w:rPr>
-        <w:t xml:space="preserve"> the table or should be popped up in </w:t>
-      </w:r>
-      <w:proofErr w:type="gramStart"/>
-      <w:r>
-        <w:rPr>
-          <w:color w:val="000000" w:themeColor="text1"/>
-        </w:rPr>
-        <w:t>details ?</w:t>
-      </w:r>
-      <w:proofErr w:type="gramEnd"/>
+        <w:t xml:space="preserve"> in the table or should be popped up in details ?</w:t>
+      </w:r>
       <w:r>
         <w:rPr>
           <w:color w:val="000000" w:themeColor="text1"/>
@@ -3782,210 +2951,96 @@
         <w:rPr>
           <w:color w:val="000000" w:themeColor="text1"/>
         </w:rPr>
-        <w:t xml:space="preserve">When it comes “declarer </w:t>
-      </w:r>
-      <w:proofErr w:type="spellStart"/>
-      <w:r>
-        <w:rPr>
-          <w:color w:val="000000" w:themeColor="text1"/>
-        </w:rPr>
-        <w:t>une</w:t>
-      </w:r>
-      <w:proofErr w:type="spellEnd"/>
-      <w:r>
-        <w:rPr>
-          <w:color w:val="000000" w:themeColor="text1"/>
-        </w:rPr>
-        <w:t xml:space="preserve"> absence” it should be modified in which:</w:t>
-      </w:r>
-    </w:p>
-    <w:p>
-      <w:pPr>
-        <w:rPr>
-          <w:color w:val="000000" w:themeColor="text1"/>
-        </w:rPr>
-      </w:pPr>
-      <w:r>
-        <w:rPr>
-          <w:color w:val="000000" w:themeColor="text1"/>
-        </w:rPr>
-        <w:t xml:space="preserve">. replace </w:t>
-      </w:r>
-      <w:proofErr w:type="gramStart"/>
+        <w:t>When it comes “declarer une absence” it should be modified in which:</w:t>
+      </w:r>
+    </w:p>
+    <w:p>
+      <w:pPr>
+        <w:rPr>
+          <w:color w:val="000000" w:themeColor="text1"/>
+        </w:rPr>
+      </w:pPr>
+      <w:r>
+        <w:rPr>
+          <w:color w:val="000000" w:themeColor="text1"/>
+        </w:rPr>
+        <w:t xml:space="preserve">. replace “ </w:t>
+      </w:r>
+      <w:r>
+        <w:rPr>
+          <w:color w:val="FF0000"/>
+        </w:rPr>
+        <w:t xml:space="preserve">declarer une absece </w:t>
+      </w:r>
+      <w:r>
+        <w:rPr>
+          <w:color w:val="000000" w:themeColor="text1"/>
+        </w:rPr>
+        <w:t xml:space="preserve">“ by “ </w:t>
+      </w:r>
+      <w:r>
+        <w:rPr>
+          <w:color w:val="FF0000"/>
+        </w:rPr>
+        <w:t xml:space="preserve">absence injustifiées </w:t>
+      </w:r>
       <w:r>
         <w:rPr>
           <w:color w:val="000000" w:themeColor="text1"/>
         </w:rPr>
         <w:t xml:space="preserve">“ </w:t>
       </w:r>
-      <w:r>
-        <w:rPr>
-          <w:color w:val="FF0000"/>
-        </w:rPr>
-        <w:t>declarer</w:t>
-      </w:r>
-      <w:proofErr w:type="gramEnd"/>
-      <w:r>
-        <w:rPr>
-          <w:color w:val="FF0000"/>
+    </w:p>
+    <w:p>
+      <w:pPr>
+        <w:rPr>
+          <w:color w:val="000000" w:themeColor="text1"/>
+        </w:rPr>
+      </w:pPr>
+      <w:r>
+        <w:rPr>
+          <w:color w:val="000000" w:themeColor="text1"/>
+        </w:rPr>
+        <w:t>. keep employee the same</w:t>
+      </w:r>
+    </w:p>
+    <w:p>
+      <w:pPr>
+        <w:rPr>
+          <w:color w:val="000000" w:themeColor="text1"/>
+        </w:rPr>
+      </w:pPr>
+      <w:r>
+        <w:rPr>
+          <w:color w:val="000000" w:themeColor="text1"/>
+        </w:rPr>
+        <w:t>. remove type</w:t>
+      </w:r>
+    </w:p>
+    <w:p>
+      <w:pPr>
+        <w:rPr>
+          <w:color w:val="000000" w:themeColor="text1"/>
+        </w:rPr>
+      </w:pPr>
+      <w:r>
+        <w:rPr>
+          <w:color w:val="000000" w:themeColor="text1"/>
+        </w:rPr>
+        <w:t xml:space="preserve">. </w:t>
+      </w:r>
+      <w:r>
+        <w:rPr>
+          <w:color w:val="000000" w:themeColor="text1"/>
         </w:rPr>
         <w:t xml:space="preserve"> </w:t>
       </w:r>
-      <w:proofErr w:type="spellStart"/>
-      <w:r>
-        <w:rPr>
-          <w:color w:val="FF0000"/>
-        </w:rPr>
-        <w:t>une</w:t>
-      </w:r>
-      <w:proofErr w:type="spellEnd"/>
-      <w:r>
-        <w:rPr>
-          <w:color w:val="FF0000"/>
-        </w:rPr>
-        <w:t xml:space="preserve"> </w:t>
-      </w:r>
-      <w:proofErr w:type="spellStart"/>
-      <w:r>
-        <w:rPr>
-          <w:color w:val="FF0000"/>
-        </w:rPr>
-        <w:t>absece</w:t>
-      </w:r>
-      <w:proofErr w:type="spellEnd"/>
-      <w:r>
-        <w:rPr>
-          <w:color w:val="FF0000"/>
-        </w:rPr>
-        <w:t xml:space="preserve"> </w:t>
-      </w:r>
-      <w:proofErr w:type="gramStart"/>
-      <w:r>
-        <w:rPr>
-          <w:color w:val="000000" w:themeColor="text1"/>
-        </w:rPr>
-        <w:t>“ by</w:t>
-      </w:r>
-      <w:proofErr w:type="gramEnd"/>
-      <w:r>
-        <w:rPr>
-          <w:color w:val="000000" w:themeColor="text1"/>
-        </w:rPr>
-        <w:t xml:space="preserve"> </w:t>
-      </w:r>
-      <w:proofErr w:type="gramStart"/>
-      <w:r>
-        <w:rPr>
-          <w:color w:val="000000" w:themeColor="text1"/>
-        </w:rPr>
-        <w:t xml:space="preserve">“ </w:t>
-      </w:r>
-      <w:r>
-        <w:rPr>
-          <w:color w:val="FF0000"/>
-        </w:rPr>
-        <w:t>absence</w:t>
-      </w:r>
-      <w:proofErr w:type="gramEnd"/>
-      <w:r>
-        <w:rPr>
-          <w:color w:val="FF0000"/>
-        </w:rPr>
-        <w:t xml:space="preserve"> </w:t>
-      </w:r>
-      <w:proofErr w:type="spellStart"/>
-      <w:r>
-        <w:rPr>
-          <w:color w:val="FF0000"/>
-        </w:rPr>
-        <w:t>injustifiées</w:t>
-      </w:r>
-      <w:proofErr w:type="spellEnd"/>
-      <w:r>
-        <w:rPr>
-          <w:color w:val="FF0000"/>
-        </w:rPr>
-        <w:t xml:space="preserve"> </w:t>
-      </w:r>
-      <w:r>
-        <w:rPr>
-          <w:color w:val="000000" w:themeColor="text1"/>
-        </w:rPr>
-        <w:t xml:space="preserve">“ </w:t>
-      </w:r>
-    </w:p>
-    <w:p>
-      <w:pPr>
-        <w:rPr>
-          <w:color w:val="000000" w:themeColor="text1"/>
-        </w:rPr>
-      </w:pPr>
-      <w:r>
-        <w:rPr>
-          <w:color w:val="000000" w:themeColor="text1"/>
-        </w:rPr>
-        <w:t>. keep employee the same</w:t>
-      </w:r>
-    </w:p>
-    <w:p>
-      <w:pPr>
-        <w:rPr>
-          <w:color w:val="000000" w:themeColor="text1"/>
-        </w:rPr>
-      </w:pPr>
-      <w:r>
-        <w:rPr>
-          <w:color w:val="000000" w:themeColor="text1"/>
-        </w:rPr>
-        <w:t>. remove type</w:t>
-      </w:r>
-    </w:p>
-    <w:p>
-      <w:pPr>
-        <w:rPr>
-          <w:color w:val="000000" w:themeColor="text1"/>
-        </w:rPr>
-      </w:pPr>
-      <w:r>
-        <w:rPr>
-          <w:color w:val="000000" w:themeColor="text1"/>
-        </w:rPr>
-        <w:t xml:space="preserve">. </w:t>
-      </w:r>
-      <w:r>
-        <w:rPr>
-          <w:color w:val="000000" w:themeColor="text1"/>
-        </w:rPr>
-        <w:t xml:space="preserve"> </w:t>
-      </w:r>
-      <w:r>
-        <w:rPr>
-          <w:color w:val="000000" w:themeColor="text1"/>
-        </w:rPr>
-        <w:t xml:space="preserve">remove from-to and make just one date </w:t>
-      </w:r>
-      <w:proofErr w:type="gramStart"/>
-      <w:r>
-        <w:rPr>
-          <w:color w:val="000000" w:themeColor="text1"/>
-        </w:rPr>
-        <w:t>( it</w:t>
-      </w:r>
-      <w:proofErr w:type="gramEnd"/>
-      <w:r>
-        <w:rPr>
-          <w:color w:val="000000" w:themeColor="text1"/>
-        </w:rPr>
-        <w:t xml:space="preserve"> will be the date of </w:t>
-      </w:r>
-      <w:proofErr w:type="gramStart"/>
-      <w:r>
-        <w:rPr>
-          <w:color w:val="000000" w:themeColor="text1"/>
-        </w:rPr>
-        <w:t>absence )</w:t>
-      </w:r>
-      <w:proofErr w:type="gramEnd"/>
+      <w:r>
+        <w:rPr>
+          <w:color w:val="000000" w:themeColor="text1"/>
+        </w:rPr>
+        <w:t>remove from-to and make just one date ( it will be the date of absence )</w:t>
+      </w:r>
     </w:p>
     <w:p>
       <w:pPr>
@@ -4022,55 +3077,19 @@
         <w:rPr>
           <w:color w:val="000000" w:themeColor="text1"/>
         </w:rPr>
-        <w:t xml:space="preserve">After that add a new bar or window just right after </w:t>
-      </w:r>
-      <w:proofErr w:type="gramStart"/>
-      <w:r>
-        <w:rPr>
-          <w:color w:val="000000" w:themeColor="text1"/>
-        </w:rPr>
-        <w:t xml:space="preserve">“ </w:t>
+        <w:t xml:space="preserve">After that add a new bar or window just right after “ </w:t>
       </w:r>
       <w:r>
         <w:rPr>
           <w:color w:val="FF0000"/>
         </w:rPr>
-        <w:t>absence</w:t>
-      </w:r>
-      <w:proofErr w:type="gramEnd"/>
-      <w:r>
-        <w:rPr>
-          <w:color w:val="FF0000"/>
-        </w:rPr>
-        <w:t xml:space="preserve"> </w:t>
-      </w:r>
-      <w:proofErr w:type="spellStart"/>
-      <w:r>
-        <w:rPr>
-          <w:color w:val="FF0000"/>
-        </w:rPr>
-        <w:t>injustifiées</w:t>
-      </w:r>
-      <w:proofErr w:type="spellEnd"/>
-      <w:r>
-        <w:rPr>
-          <w:color w:val="FF0000"/>
-        </w:rPr>
-        <w:t xml:space="preserve"> </w:t>
-      </w:r>
-      <w:proofErr w:type="gramStart"/>
-      <w:r>
-        <w:rPr>
-          <w:color w:val="000000" w:themeColor="text1"/>
-        </w:rPr>
-        <w:t>“ call</w:t>
-      </w:r>
-      <w:proofErr w:type="gramEnd"/>
-      <w:r>
-        <w:rPr>
-          <w:color w:val="000000" w:themeColor="text1"/>
-        </w:rPr>
-        <w:t xml:space="preserve"> it “congé”, the elements are:</w:t>
+        <w:t xml:space="preserve">absence injustifiées </w:t>
+      </w:r>
+      <w:r>
+        <w:rPr>
+          <w:color w:val="000000" w:themeColor="text1"/>
+        </w:rPr>
+        <w:t>“ call it “congé”, the elements are:</w:t>
       </w:r>
     </w:p>
     <w:p>
@@ -4080,33 +3099,11 @@
           <w:color w:val="000000" w:themeColor="text1"/>
         </w:rPr>
       </w:pPr>
-      <w:proofErr w:type="gramStart"/>
-      <w:r>
-        <w:rPr>
-          <w:color w:val="000000" w:themeColor="text1"/>
-        </w:rPr>
-        <w:t>.employee</w:t>
-      </w:r>
-      <w:proofErr w:type="gramEnd"/>
-      <w:r>
-        <w:rPr>
-          <w:color w:val="000000" w:themeColor="text1"/>
-        </w:rPr>
-        <w:t xml:space="preserve"> , date </w:t>
-      </w:r>
-      <w:proofErr w:type="gramStart"/>
-      <w:r>
-        <w:rPr>
-          <w:color w:val="000000" w:themeColor="text1"/>
-        </w:rPr>
-        <w:t>( from</w:t>
-      </w:r>
-      <w:proofErr w:type="gramEnd"/>
-      <w:r>
-        <w:rPr>
-          <w:color w:val="000000" w:themeColor="text1"/>
-        </w:rPr>
-        <w:t xml:space="preserve">-to) </w:t>
+      <w:r>
+        <w:rPr>
+          <w:color w:val="000000" w:themeColor="text1"/>
+        </w:rPr>
+        <w:t xml:space="preserve">.employee , date ( from-to) </w:t>
       </w:r>
     </w:p>
     <w:p>
@@ -4134,7 +3131,6 @@
           <w:noProof/>
           <w:color w:val="000000" w:themeColor="text1"/>
         </w:rPr>
-        <w:lastRenderedPageBreak/>
         <mc:AlternateContent>
           <mc:Choice Requires="wpi">
             <w:drawing>
@@ -4257,7 +3253,6 @@
           <w:color w:val="000000" w:themeColor="text1"/>
         </w:rPr>
       </w:pPr>
-      <w:proofErr w:type="spellStart"/>
       <w:r>
         <w:rPr>
           <w:color w:val="000000" w:themeColor="text1"/>
@@ -4265,7 +3260,6 @@
         </w:rPr>
         <w:t>Remise</w:t>
       </w:r>
-      <w:proofErr w:type="spellEnd"/>
       <w:r>
         <w:rPr>
           <w:color w:val="000000" w:themeColor="text1"/>
@@ -4276,50 +3270,28 @@
         <w:rPr>
           <w:color w:val="000000" w:themeColor="text1"/>
         </w:rPr>
-        <w:t xml:space="preserve"> “</w:t>
-      </w:r>
-      <w:proofErr w:type="spellStart"/>
-      <w:r>
-        <w:rPr>
-          <w:color w:val="000000" w:themeColor="text1"/>
-        </w:rPr>
-        <w:t>achat</w:t>
-      </w:r>
-      <w:proofErr w:type="spellEnd"/>
-      <w:r>
-        <w:rPr>
-          <w:color w:val="000000" w:themeColor="text1"/>
-        </w:rPr>
-        <w:t xml:space="preserve"> &amp; vente” </w:t>
-      </w:r>
-    </w:p>
-    <w:p>
-      <w:pPr>
-        <w:rPr>
-          <w:color w:val="000000" w:themeColor="text1"/>
-        </w:rPr>
-      </w:pPr>
-    </w:p>
-    <w:p>
-      <w:pPr>
-        <w:rPr>
-          <w:color w:val="000000" w:themeColor="text1"/>
-        </w:rPr>
-      </w:pPr>
-      <w:r>
-        <w:rPr>
-          <w:color w:val="000000" w:themeColor="text1"/>
-        </w:rPr>
-        <w:t xml:space="preserve">It should be 2 </w:t>
-      </w:r>
-      <w:proofErr w:type="gramStart"/>
-      <w:r>
-        <w:rPr>
-          <w:color w:val="000000" w:themeColor="text1"/>
-        </w:rPr>
-        <w:t>options :</w:t>
-      </w:r>
-      <w:proofErr w:type="gramEnd"/>
+        <w:t xml:space="preserve"> “achat &amp; vente” </w:t>
+      </w:r>
+    </w:p>
+    <w:p>
+      <w:pPr>
+        <w:rPr>
+          <w:color w:val="000000" w:themeColor="text1"/>
+        </w:rPr>
+      </w:pPr>
+    </w:p>
+    <w:p>
+      <w:pPr>
+        <w:rPr>
+          <w:color w:val="000000" w:themeColor="text1"/>
+        </w:rPr>
+      </w:pPr>
+      <w:r>
+        <w:rPr>
+          <w:color w:val="000000" w:themeColor="text1"/>
+        </w:rPr>
+        <w:t>It should be 2 options :</w:t>
+      </w:r>
     </w:p>
     <w:p>
       <w:pPr>
@@ -4354,69 +3326,27 @@
         <w:rPr>
           <w:color w:val="000000" w:themeColor="text1"/>
         </w:rPr>
-        <w:t xml:space="preserve">Fixed value, the user </w:t>
-      </w:r>
-      <w:proofErr w:type="gramStart"/>
-      <w:r>
-        <w:rPr>
-          <w:color w:val="000000" w:themeColor="text1"/>
-        </w:rPr>
-        <w:t>choose</w:t>
-      </w:r>
-      <w:proofErr w:type="gramEnd"/>
-      <w:r>
-        <w:rPr>
-          <w:color w:val="000000" w:themeColor="text1"/>
-        </w:rPr>
-        <w:t xml:space="preserve"> it </w:t>
-      </w:r>
-    </w:p>
-    <w:p>
-      <w:pPr>
-        <w:rPr>
-          <w:color w:val="000000" w:themeColor="text1"/>
-        </w:rPr>
-      </w:pPr>
-    </w:p>
-    <w:p>
-      <w:pPr>
-        <w:rPr>
-          <w:color w:val="000000" w:themeColor="text1"/>
-        </w:rPr>
-      </w:pPr>
-      <w:r>
-        <w:rPr>
-          <w:color w:val="000000" w:themeColor="text1"/>
-        </w:rPr>
-        <w:t xml:space="preserve">+add </w:t>
-      </w:r>
-      <w:proofErr w:type="spellStart"/>
-      <w:r>
-        <w:rPr>
-          <w:color w:val="000000" w:themeColor="text1"/>
-        </w:rPr>
-        <w:t>donnees</w:t>
-      </w:r>
-      <w:proofErr w:type="spellEnd"/>
-      <w:r>
-        <w:rPr>
-          <w:color w:val="000000" w:themeColor="text1"/>
-        </w:rPr>
-        <w:t xml:space="preserve"> tab for quick exporting data from any given tab or a selection of tabs in a specific </w:t>
-      </w:r>
-      <w:proofErr w:type="gramStart"/>
-      <w:r>
-        <w:rPr>
-          <w:color w:val="000000" w:themeColor="text1"/>
-        </w:rPr>
-        <w:t>time line</w:t>
-      </w:r>
-      <w:proofErr w:type="gramEnd"/>
-      <w:r>
-        <w:rPr>
-          <w:color w:val="000000" w:themeColor="text1"/>
-        </w:rPr>
-        <w:t xml:space="preserve"> and other criteria options…</w:t>
+        <w:t xml:space="preserve">Fixed value, the user choose it </w:t>
+      </w:r>
+    </w:p>
+    <w:p>
+      <w:pPr>
+        <w:rPr>
+          <w:color w:val="000000" w:themeColor="text1"/>
+        </w:rPr>
+      </w:pPr>
+    </w:p>
+    <w:p>
+      <w:pPr>
+        <w:rPr>
+          <w:color w:val="000000" w:themeColor="text1"/>
+        </w:rPr>
+      </w:pPr>
+      <w:r>
+        <w:rPr>
+          <w:color w:val="000000" w:themeColor="text1"/>
+        </w:rPr>
+        <w:t>+add donnees tab for quick exporting data from any given tab or a selection of tabs in a specific time line and other criteria options…</w:t>
       </w:r>
     </w:p>
     <w:p>
@@ -5382,36 +4312,6 @@
           <inkml:channelProperty channel="F" name="resolution" value="0" units="1/dev"/>
         </inkml:channelProperties>
       </inkml:inkSource>
-      <inkml:timestamp xml:id="ts0" timeString="2026-08-29T17:45:40.798"/>
-    </inkml:context>
-    <inkml:brush xml:id="br0">
-      <inkml:brushProperty name="width" value="0.035" units="cm"/>
-      <inkml:brushProperty name="height" value="0.035" units="cm"/>
-      <inkml:brushProperty name="color" value="#E71224"/>
-    </inkml:brush>
-  </inkml:definitions>
-  <inkml:trace contextRef="#ctx0" brushRef="#br0">2671 390 24575,'-6'0'0,"-19"-9"0,10 4 0,-27-13 0,19 7 0,-2 2 0,9 3 0,9 6 0,0 0 0,1 0 0,-4 0 0,-1 0 0,-10 0 0,-1 0 0,-8-4 0,0-2 0,0 1 0,-15-7 0,11 6 0,-3-5 0,19 3 0,8 4 0,3 1 0,0 3 0,-10-5 0,-37-9 0,-26-7 0,9 2 0,-20-5-427,15 4 1,-11-4-1,16 6 427,7 2 0,1 0 0,-1 7 0,-14-6-759,-19 3 759,47 7 0,-1-1 0,-5-3 0,1 0 0,-42-2-296,15 0 296,3 2 0,16 9 1210,-1 0-1210,16 0 0,10 0 0,17 0 796,11 0-796,0 0 329,3 0-329,0 0 0,1 0 0,-1 0 0,-3 0 0,2 0 0,-1 3 0,2 1 0,0 3 0,-3 3 0,0-3 0,-4 3 0,3 0 0,-1 1 0,1 2 0,-1 8 0,-1-6 0,1 3 0,1-5 0,1-2 0,-2 10 0,2 1 0,0 1 0,3-2 0,3-7 0,0-1 0,-2 1 0,2-1 0,0 1 0,1 0 0,3-1 0,0 1 0,-3-1 0,0 1 0,-1 0 0,1-1 0,3 1 0,0-1 0,0 8 0,-5 2 0,0 7 0,-1 15 0,-3-12 0,4 12 0,-8 0 0,0 4 0,4 14 0,2-14 0,3-4 0,-4-1 0,1 5 0,-7 14 0,8-14 0,-2 11 0,3-12 0,5 16 0,-8 14 0,-1-11 0,-2 10 0,4-29 0,7-4 0,0 0 0,0-10 0,0 4 0,-9 3 0,7-15 0,-7 17 0,9-13 0,0 15 0,0-11 0,-4 11 0,-2-15 0,1-7 0,0 5 0,5 9 0,-4-3 0,-2 11 0,1 0 0,0-12 0,5 12 0,0-15 0,0 0 0,0 0 0,-3-7 0,-1-5 0,1-8 0,0-4 0,3 1 0,0 3 0,0 1 0,0 2 0,0-2 0,0-1 0,0-1 0,0 9 0,0 5 0,0 7 0,0 30 0,0 7 0,-7 15 0,-2-4 0,0-14 0,2-1 0,7 0 0,0 1 0,0-1 0,0 1 0,0-1 0,0-14 0,0-4 0,0-15 0,0-8 0,0-1 0,0-10 0,0-1 0,0-4 0,0 1 0,0 0 0,3-3 0,4 2 0,11 4 0,34 12 0,15 0 0,-20-8 0,3 0-422,6 1 0,0 0 422,-6 0 0,0 1 0,7 0 0,-2 0 0,-5-2 0,-3 0 0,35 4 0,-26-8 0,-23-3 0,-23-7 0,-3 0 0,10 4 844,17 12-844,30 9 0,-17-7 0,3 2-482,-1-1 0,2 1 482,12 2 0,1-1 0,-6-5 0,-1-1 0,1 1 0,0-1 0,6 0 0,-1 1 0,-12-1 0,-2 1 0,1-1 0,-3 0 0,17 4 0,-30-9 0,-20-6 0,-8 0 0,-2-1 964,3-6-964,3-4 0,-3 0 0,3-3 0,0 3 0,0 0 0,4-3 0,0 0 0,-1-1 0,1 1 0,-1 1 0,1 1 0,0-2 0,-1 0 0,1 0 0,-4-1 0,0 1 0,-3 4 0,0-1 0,3 0 0,-3 0 0,3 0 0,-3 1 0,-3-1 0,2 3 0,-3 1 0,4 0 0,0-1 0,0 0 0,0 1 0,-4 0 0,3 0 0,1-1 0,4-2 0,-1 2 0,0-3 0,0 0 0,8-1 0,5-5 0,-1 3 0,-1-2 0,-7 5 0,-4 3 0,-3-2 0,-1 2 0,-2-2 0,0-4 0,-1-1 0,1-10 0,2-1 0,2-1 0,1 2 0,-6 7 0,3 1 0,0-8 0,-2-2 0,0 4 0,-4 1 0,0 12 0,0-1 0,0-3 0,0-1 0,0-2 0,0-8 0,0-2 0,3 1 0,2-7 0,0 7 0,-1-8 0,-4-15 0,7-4 0,-1 1 0,2 3 0,-3 15 0,-2 7 0,2-5 0,-1 5 0,1-7 0,-5 0 0,3 8 0,2-7 0,3-7 0,2 3 0,-4-10 0,-2 20 0,-4 5 0,0 5 0,3 3 0,1-4 0,0 4 0,-1 0 0,-3 0 0,0 2 0,0-1 0,0-1 0,0 2 0,0-2 0,3 1 0,1 1 0,0-2 0,-1 3 0,-3 1 0,0-4 0,0-1 0,0-2 0,3-1 0,2-7 0,-1-2 0,0-7 0,3-14 0,2-5 0,0-29 0,7-4-701,-5-15 701,-1 0 0,-1 0 0,-9 0 0,0 15 0,0-11 0,0 11 0,0 0-32,0 3 32,0 16 0,0 14 0,0 5 0,0 14 0,0 7 700,0 2-700,0 0 33,0-2-33,0 1 0,0-6 0,0 5 0,0 0 0,0 2 0,0 0 0,0-1 0,0-1 0,0-5 0,0 5 0,0 0 0,0 6 0,0 7 0,0 0 0,0 2 0,0-1 0,0 2 0,0 0 0,0-3 0,0 0 0,0-4 0,0 0 0,0 1 0,0-1 0,0 1 0,0-8 0,0-2 0,0 0 0,0 2 0,0 8 0,0-1 0,0 1 0,0-1 0,0 0 0,0 1 0,0-1 0,0 1 0,0-1 0,0 0 0,0-6 0,0 4 0,0-2 0,0 5 0,0 6 0,0-6 0,0 8 0,0-1 0</inkml:trace>
-  <inkml:trace contextRef="#ctx0" brushRef="#br0" timeOffset="1325">2859 206 24575,'-9'10'0,"-17"15"0,-7 8 0,-19 28 0,20-23 0,-2 2-665,-1 0 1,0 1 664,-7 11 0,-2 1-876,-3 1 0,-2 1 876,-8 9 0,-3 2-926,12-18 0,-2 2 0,-1-1 926,-3 1 0,-1 0 0,-1 1 0,-3 3 0,-1 1 0,-1 1-933,-4 5 0,-1 1 0,1 0 933,4-1 0,0 0 0,0 0 0,-3 3 0,-1 1 0,-2 2 0,6-7 0,-2 3 0,0-1 0,5-1 0,-1 4 0,3-2 0,0 1 0,5-7 0,-3 2 0,2-1 0,8-4-89,-6 15 0,9-3 89,6-6 0,5-4 1390,-9 11-1390,15-7 2475,14-15-2475,1-11 3673,5 3-3673,-1-19 1298,1-8-1298,4-3 0,0 0 0,0-1 0,0 1 0,0 0 0,0 0 0,0 0 0,0-4 0,0 0 0</inkml:trace>
-  <inkml:trace contextRef="#ctx0" brushRef="#br0" timeOffset="2486">1 453 24575,'9'0'0,"-1"0"0,2 0 0,0 0 0,0 3 0,19 19 0,17 20 0,18 23-1153,-18-15 0,3 5 1153,7 9 0,4 2 0,-14-18 0,4 1 0,3 5 0,5 6 0,5 6 0,2 2 0,-3-6 0,4 2 0,-1-4 0,3 4-955,-4-1 1,2 5 0,1-1 0,-5-6 954,1-1 0,-4-5 0,-1-2 0,-4-2 0,0-1 0,0-2-562,-1-2 0,0-2 0,-1 0 562,14 16 0,-2-3-319,-8-11 1,-3-1 318,-9-4 0,-6-3 1526,11 7-1526,-20-15 3605,-12-9-3605,-4-7 2285,-2-1-2285,5 13 1030,-5-9-1030,4 15 0,-3-9 0,2 7 0,2 0 0,4 0 0,0 0 0,-6-7 0,-2-2 0,-5-11 0,-3 0 0,2-3 0,-2 0 0,3 3 0,5 7 0,2 6 0,4 0 0,-5-2 0,-3-8 0,0 1 0,-3-1 0,3-2 0,-3-1 0,-3-3 0,-1-4 0,-3 0 0</inkml:trace>
-</inkml:ink>
-</file>
-
-<file path=word/ink/ink3.xml><?xml version="1.0" encoding="utf-8"?>
-<inkml:ink xmlns:inkml="http://www.w3.org/2003/InkML">
-  <inkml:definitions>
-    <inkml:context xml:id="ctx0">
-      <inkml:inkSource xml:id="inkSrc0">
-        <inkml:traceFormat>
-          <inkml:channel name="X" type="integer" min="-2.14748E9" max="2.14748E9" units="cm"/>
-          <inkml:channel name="Y" type="integer" min="-2.14748E9" max="2.14748E9" units="cm"/>
-          <inkml:channel name="F" type="integer" max="32767" units="dev"/>
-        </inkml:traceFormat>
-        <inkml:channelProperties>
-          <inkml:channelProperty channel="X" name="resolution" value="1000" units="1/cm"/>
-          <inkml:channelProperty channel="Y" name="resolution" value="1000" units="1/cm"/>
-          <inkml:channelProperty channel="F" name="resolution" value="0" units="1/dev"/>
-        </inkml:channelProperties>
-      </inkml:inkSource>
       <inkml:timestamp xml:id="ts0" timeString="2026-08-29T19:30:45.327"/>
     </inkml:context>
     <inkml:brush xml:id="br0">
@@ -5424,7 +4324,7 @@
 </inkml:ink>
 </file>
 
-<file path=word/ink/ink4.xml><?xml version="1.0" encoding="utf-8"?>
+<file path=word/ink/ink3.xml><?xml version="1.0" encoding="utf-8"?>
 <inkml:ink xmlns:inkml="http://www.w3.org/2003/InkML">
   <inkml:definitions>
     <inkml:context xml:id="ctx0">
@@ -5457,7 +4357,7 @@
 </inkml:ink>
 </file>
 
-<file path=word/ink/ink5.xml><?xml version="1.0" encoding="utf-8"?>
+<file path=word/ink/ink4.xml><?xml version="1.0" encoding="utf-8"?>
 <inkml:ink xmlns:inkml="http://www.w3.org/2003/InkML">
   <inkml:definitions>
     <inkml:context xml:id="ctx0">

--- a/Current Docs/Harrix update .docx
+++ b/Current Docs/Harrix update .docx
@@ -19,8 +19,19 @@
           <w:sz w:val="36"/>
           <w:szCs w:val="36"/>
         </w:rPr>
-        <w:t>The system :</w:t>
-      </w:r>
+        <w:t xml:space="preserve">The </w:t>
+      </w:r>
+      <w:proofErr w:type="gramStart"/>
+      <w:r>
+        <w:rPr>
+          <w:b/>
+          <w:bCs/>
+          <w:sz w:val="36"/>
+          <w:szCs w:val="36"/>
+        </w:rPr>
+        <w:t>system :</w:t>
+      </w:r>
+      <w:proofErr w:type="gramEnd"/>
     </w:p>
     <w:p>
       <w:pPr>
@@ -616,9 +627,11 @@
       </w:r>
     </w:p>
     <w:p>
+      <w:proofErr w:type="gramStart"/>
       <w:r>
         <w:t>Finished Products</w:t>
       </w:r>
+      <w:proofErr w:type="gramEnd"/>
     </w:p>
     <w:p>
       <w:r>
@@ -736,12 +749,28 @@
       <w:r>
         <w:t xml:space="preserve"> </w:t>
       </w:r>
+      <w:proofErr w:type="gramStart"/>
       <w:r>
         <w:rPr>
           <w:color w:val="FF0000"/>
         </w:rPr>
-        <w:t>( TO BE ADDED )</w:t>
-      </w:r>
+        <w:t>( TO</w:t>
+      </w:r>
+      <w:proofErr w:type="gramEnd"/>
+      <w:r>
+        <w:rPr>
+          <w:color w:val="FF0000"/>
+        </w:rPr>
+        <w:t xml:space="preserve"> BE </w:t>
+      </w:r>
+      <w:proofErr w:type="gramStart"/>
+      <w:r>
+        <w:rPr>
+          <w:color w:val="FF0000"/>
+        </w:rPr>
+        <w:t>ADDED )</w:t>
+      </w:r>
+      <w:proofErr w:type="gramEnd"/>
     </w:p>
     <w:p/>
     <w:p>
@@ -1048,11 +1077,19 @@
     </w:p>
     <w:p/>
     <w:p>
+      <w:proofErr w:type="gramStart"/>
       <w:r>
         <w:rPr>
           <w:rStyle w:val="lev"/>
         </w:rPr>
-        <w:t xml:space="preserve">this is the real essence of </w:t>
+        <w:t>this</w:t>
+      </w:r>
+      <w:proofErr w:type="gramEnd"/>
+      <w:r>
+        <w:rPr>
+          <w:rStyle w:val="lev"/>
+        </w:rPr>
+        <w:t xml:space="preserve"> is the real essence of </w:t>
       </w:r>
       <w:r>
         <w:rPr>
@@ -1302,7 +1339,15 @@
         <w:t>Dashboard</w:t>
       </w:r>
       <w:r>
-        <w:t xml:space="preserve">: we should add smth like </w:t>
+        <w:t xml:space="preserve">: we should add </w:t>
+      </w:r>
+      <w:proofErr w:type="spellStart"/>
+      <w:r>
+        <w:t>smth</w:t>
+      </w:r>
+      <w:proofErr w:type="spellEnd"/>
+      <w:r>
+        <w:t xml:space="preserve"> like </w:t>
       </w:r>
     </w:p>
     <w:p/>
@@ -1421,7 +1466,11 @@
         <w:t>Sales statics (graph)</w:t>
       </w:r>
       <w:r>
-        <w:t xml:space="preserve"> “ </w:t>
+        <w:t xml:space="preserve"> </w:t>
+      </w:r>
+      <w:proofErr w:type="gramStart"/>
+      <w:r>
+        <w:t xml:space="preserve">“ </w:t>
       </w:r>
       <w:r>
         <w:rPr>
@@ -1429,15 +1478,16 @@
           <w:sz w:val="21"/>
           <w:szCs w:val="21"/>
         </w:rPr>
-        <w:t>Overview of sales data over selected periods</w:t>
-      </w:r>
+        <w:t>Overview</w:t>
+      </w:r>
+      <w:proofErr w:type="gramEnd"/>
       <w:r>
         <w:rPr>
           <w:rFonts w:ascii="Segoe UI" w:hAnsi="Segoe UI" w:cs="Segoe UI"/>
           <w:sz w:val="21"/>
           <w:szCs w:val="21"/>
         </w:rPr>
-        <w:t> </w:t>
+        <w:t xml:space="preserve"> of sales data over selected periods</w:t>
       </w:r>
       <w:r>
         <w:rPr>
@@ -1445,7 +1495,25 @@
           <w:sz w:val="21"/>
           <w:szCs w:val="21"/>
         </w:rPr>
-        <w:t>“ : DAILY / WEEKLY / MONTHLY</w:t>
+        <w:t> </w:t>
+      </w:r>
+      <w:proofErr w:type="gramStart"/>
+      <w:r>
+        <w:rPr>
+          <w:rFonts w:ascii="Segoe UI" w:hAnsi="Segoe UI" w:cs="Segoe UI"/>
+          <w:sz w:val="21"/>
+          <w:szCs w:val="21"/>
+        </w:rPr>
+        <w:t>“ :</w:t>
+      </w:r>
+      <w:proofErr w:type="gramEnd"/>
+      <w:r>
+        <w:rPr>
+          <w:rFonts w:ascii="Segoe UI" w:hAnsi="Segoe UI" w:cs="Segoe UI"/>
+          <w:sz w:val="21"/>
+          <w:szCs w:val="21"/>
+        </w:rPr>
+        <w:t xml:space="preserve"> DAILY / WEEKLY / MONTHLY</w:t>
       </w:r>
     </w:p>
     <w:p>
@@ -1488,23 +1556,95 @@
           <w:sz w:val="21"/>
           <w:szCs w:val="21"/>
         </w:rPr>
-        <w:t xml:space="preserve"> ( A list of best selling products</w:t>
-      </w:r>
+        <w:t xml:space="preserve"> </w:t>
+      </w:r>
+      <w:proofErr w:type="gramStart"/>
       <w:r>
         <w:rPr>
           <w:rFonts w:ascii="Segoe UI" w:hAnsi="Segoe UI" w:cs="Segoe UI"/>
           <w:sz w:val="21"/>
           <w:szCs w:val="21"/>
         </w:rPr>
-        <w:t xml:space="preserve"> </w:t>
-      </w:r>
+        <w:t>( A</w:t>
+      </w:r>
+      <w:proofErr w:type="gramEnd"/>
       <w:r>
         <w:rPr>
           <w:rFonts w:ascii="Segoe UI" w:hAnsi="Segoe UI" w:cs="Segoe UI"/>
           <w:sz w:val="21"/>
           <w:szCs w:val="21"/>
         </w:rPr>
-        <w:t xml:space="preserve">) to know which product that has to produce more </w:t>
+        <w:t xml:space="preserve"> list of </w:t>
+      </w:r>
+      <w:proofErr w:type="gramStart"/>
+      <w:r>
+        <w:rPr>
+          <w:rFonts w:ascii="Segoe UI" w:hAnsi="Segoe UI" w:cs="Segoe UI"/>
+          <w:sz w:val="21"/>
+          <w:szCs w:val="21"/>
+        </w:rPr>
+        <w:t>best selling</w:t>
+      </w:r>
+      <w:proofErr w:type="gramEnd"/>
+      <w:r>
+        <w:rPr>
+          <w:rFonts w:ascii="Segoe UI" w:hAnsi="Segoe UI" w:cs="Segoe UI"/>
+          <w:sz w:val="21"/>
+          <w:szCs w:val="21"/>
+        </w:rPr>
+        <w:t xml:space="preserve"> </w:t>
+      </w:r>
+      <w:proofErr w:type="gramStart"/>
+      <w:r>
+        <w:rPr>
+          <w:rFonts w:ascii="Segoe UI" w:hAnsi="Segoe UI" w:cs="Segoe UI"/>
+          <w:sz w:val="21"/>
+          <w:szCs w:val="21"/>
+        </w:rPr>
+        <w:t>products</w:t>
+      </w:r>
+      <w:r>
+        <w:rPr>
+          <w:rFonts w:ascii="Segoe UI" w:hAnsi="Segoe UI" w:cs="Segoe UI"/>
+          <w:sz w:val="21"/>
+          <w:szCs w:val="21"/>
+        </w:rPr>
+        <w:t xml:space="preserve"> </w:t>
+      </w:r>
+      <w:r>
+        <w:rPr>
+          <w:rFonts w:ascii="Segoe UI" w:hAnsi="Segoe UI" w:cs="Segoe UI"/>
+          <w:sz w:val="21"/>
+          <w:szCs w:val="21"/>
+        </w:rPr>
+        <w:t>)</w:t>
+      </w:r>
+      <w:proofErr w:type="gramEnd"/>
+      <w:r>
+        <w:rPr>
+          <w:rFonts w:ascii="Segoe UI" w:hAnsi="Segoe UI" w:cs="Segoe UI"/>
+          <w:sz w:val="21"/>
+          <w:szCs w:val="21"/>
+        </w:rPr>
+        <w:t xml:space="preserve"> to know which product that </w:t>
+      </w:r>
+      <w:proofErr w:type="gramStart"/>
+      <w:r>
+        <w:rPr>
+          <w:rFonts w:ascii="Segoe UI" w:hAnsi="Segoe UI" w:cs="Segoe UI"/>
+          <w:sz w:val="21"/>
+          <w:szCs w:val="21"/>
+        </w:rPr>
+        <w:t>has to</w:t>
+      </w:r>
+      <w:proofErr w:type="gramEnd"/>
+      <w:r>
+        <w:rPr>
+          <w:rFonts w:ascii="Segoe UI" w:hAnsi="Segoe UI" w:cs="Segoe UI"/>
+          <w:sz w:val="21"/>
+          <w:szCs w:val="21"/>
+        </w:rPr>
+        <w:t xml:space="preserve"> produce more </w:t>
       </w:r>
     </w:p>
     <w:p>
@@ -1556,8 +1696,39 @@
           <w:sz w:val="21"/>
           <w:szCs w:val="21"/>
         </w:rPr>
-        <w:t>: we can add a “+” bottom if the user wants to add a new raw material , and that new raw material should work with the same system that the other raw materials work (except the chemical products (they work FEFO method) )</w:t>
-      </w:r>
+        <w:t xml:space="preserve">: we can add a “+” bottom if the user wants to add a new raw </w:t>
+      </w:r>
+      <w:proofErr w:type="gramStart"/>
+      <w:r>
+        <w:rPr>
+          <w:rFonts w:ascii="Segoe UI" w:hAnsi="Segoe UI" w:cs="Segoe UI"/>
+          <w:strike/>
+          <w:sz w:val="21"/>
+          <w:szCs w:val="21"/>
+        </w:rPr>
+        <w:t>material ,</w:t>
+      </w:r>
+      <w:proofErr w:type="gramEnd"/>
+      <w:r>
+        <w:rPr>
+          <w:rFonts w:ascii="Segoe UI" w:hAnsi="Segoe UI" w:cs="Segoe UI"/>
+          <w:strike/>
+          <w:sz w:val="21"/>
+          <w:szCs w:val="21"/>
+        </w:rPr>
+        <w:t xml:space="preserve"> and that new raw material should work with the same system that the other raw materials work (except the chemical products (they work FEFO method</w:t>
+      </w:r>
+      <w:proofErr w:type="gramStart"/>
+      <w:r>
+        <w:rPr>
+          <w:rFonts w:ascii="Segoe UI" w:hAnsi="Segoe UI" w:cs="Segoe UI"/>
+          <w:strike/>
+          <w:sz w:val="21"/>
+          <w:szCs w:val="21"/>
+        </w:rPr>
+        <w:t>) )</w:t>
+      </w:r>
+      <w:proofErr w:type="gramEnd"/>
     </w:p>
     <w:p>
       <w:pPr>
@@ -1576,6 +1747,7 @@
           <w:numId w:val="2"/>
         </w:numPr>
       </w:pPr>
+      <w:proofErr w:type="spellStart"/>
       <w:r>
         <w:rPr>
           <w:strike/>
@@ -1583,6 +1755,7 @@
         </w:rPr>
         <w:t>Achat</w:t>
       </w:r>
+      <w:proofErr w:type="spellEnd"/>
       <w:r>
         <w:rPr>
           <w:strike/>
@@ -1596,31 +1769,65 @@
         <w:br/>
         <w:t>+ replace “</w:t>
       </w:r>
+      <w:proofErr w:type="spellStart"/>
       <w:r>
         <w:rPr>
           <w:strike/>
           <w:color w:val="FF0000"/>
         </w:rPr>
-        <w:t xml:space="preserve">cout unitaire (DZD)” </w:t>
-      </w:r>
-      <w:r>
-        <w:rPr>
-          <w:strike/>
-        </w:rPr>
-        <w:t>by “</w:t>
-      </w:r>
+        <w:t>cout</w:t>
+      </w:r>
+      <w:proofErr w:type="spellEnd"/>
       <w:r>
         <w:rPr>
           <w:strike/>
           <w:color w:val="FF0000"/>
         </w:rPr>
-        <w:t>prix unitaire</w:t>
-      </w:r>
+        <w:t xml:space="preserve"> </w:t>
+      </w:r>
+      <w:proofErr w:type="spellStart"/>
       <w:r>
         <w:rPr>
           <w:strike/>
           <w:color w:val="FF0000"/>
         </w:rPr>
+        <w:t>unitaire</w:t>
+      </w:r>
+      <w:proofErr w:type="spellEnd"/>
+      <w:r>
+        <w:rPr>
+          <w:strike/>
+          <w:color w:val="FF0000"/>
+        </w:rPr>
+        <w:t xml:space="preserve"> (DZD)” </w:t>
+      </w:r>
+      <w:r>
+        <w:rPr>
+          <w:strike/>
+        </w:rPr>
+        <w:t>by “</w:t>
+      </w:r>
+      <w:r>
+        <w:rPr>
+          <w:strike/>
+          <w:color w:val="FF0000"/>
+        </w:rPr>
+        <w:t xml:space="preserve">prix </w:t>
+      </w:r>
+      <w:proofErr w:type="spellStart"/>
+      <w:r>
+        <w:rPr>
+          <w:strike/>
+          <w:color w:val="FF0000"/>
+        </w:rPr>
+        <w:t>unitaire</w:t>
+      </w:r>
+      <w:proofErr w:type="spellEnd"/>
+      <w:r>
+        <w:rPr>
+          <w:strike/>
+          <w:color w:val="FF0000"/>
+        </w:rPr>
         <w:t xml:space="preserve"> (DZD)</w:t>
       </w:r>
       <w:r>
@@ -1660,17 +1867,78 @@
           <w:strike/>
           <w:color w:val="FF0000"/>
         </w:rPr>
-        <w:t>bon de commande</w:t>
-      </w:r>
+        <w:t xml:space="preserve">bon de </w:t>
+      </w:r>
+      <w:proofErr w:type="spellStart"/>
       <w:r>
         <w:rPr>
           <w:strike/>
-        </w:rPr>
-        <w:t>” (when the statut is “bruillion”)</w:t>
+          <w:color w:val="FF0000"/>
+        </w:rPr>
+        <w:t>commande</w:t>
+      </w:r>
+      <w:proofErr w:type="spellEnd"/>
+      <w:r>
+        <w:rPr>
+          <w:strike/>
+        </w:rPr>
+        <w:t xml:space="preserve">” (when the </w:t>
+      </w:r>
+      <w:proofErr w:type="spellStart"/>
+      <w:r>
+        <w:rPr>
+          <w:strike/>
+        </w:rPr>
+        <w:t>statut</w:t>
+      </w:r>
+      <w:proofErr w:type="spellEnd"/>
+      <w:r>
+        <w:rPr>
+          <w:strike/>
+        </w:rPr>
+        <w:t xml:space="preserve"> is “</w:t>
+      </w:r>
+      <w:proofErr w:type="spellStart"/>
+      <w:r>
+        <w:rPr>
+          <w:strike/>
+        </w:rPr>
+        <w:t>bruillion</w:t>
+      </w:r>
+      <w:proofErr w:type="spellEnd"/>
+      <w:r>
+        <w:rPr>
+          <w:strike/>
+        </w:rPr>
+        <w:t>”)</w:t>
       </w:r>
       <w:r>
         <w:br/>
-        <w:t>+ add “whatsapp” or “wechat” api’s to send the request directly to the supplier</w:t>
+        <w:t>+ add “</w:t>
+      </w:r>
+      <w:proofErr w:type="spellStart"/>
+      <w:r>
+        <w:t>whatsapp</w:t>
+      </w:r>
+      <w:proofErr w:type="spellEnd"/>
+      <w:r>
+        <w:t>” or “</w:t>
+      </w:r>
+      <w:proofErr w:type="spellStart"/>
+      <w:r>
+        <w:t>wechat</w:t>
+      </w:r>
+      <w:proofErr w:type="spellEnd"/>
+      <w:r>
+        <w:t xml:space="preserve">” </w:t>
+      </w:r>
+      <w:proofErr w:type="spellStart"/>
+      <w:r>
+        <w:t>api’s</w:t>
+      </w:r>
+      <w:proofErr w:type="spellEnd"/>
+      <w:r>
+        <w:t xml:space="preserve"> to send the request directly to the supplier</w:t>
       </w:r>
     </w:p>
     <w:p>
@@ -1685,19 +1953,51 @@
           <w:ilvl w:val="0"/>
           <w:numId w:val="2"/>
         </w:numPr>
-      </w:pPr>
-      <w:r>
-        <w:rPr>
+        <w:rPr>
+          <w:strike/>
+        </w:rPr>
+      </w:pPr>
+      <w:r>
+        <w:rPr>
+          <w:strike/>
           <w:highlight w:val="green"/>
         </w:rPr>
         <w:t>RH</w:t>
       </w:r>
       <w:r>
-        <w:t xml:space="preserve">: when the user clicks on the name of the employee, </w:t>
-      </w:r>
-      <w:r>
-        <w:t>he can see other details for example :</w:t>
-      </w:r>
+        <w:rPr>
+          <w:strike/>
+        </w:rPr>
+        <w:t xml:space="preserve">: </w:t>
+      </w:r>
+      <w:proofErr w:type="gramStart"/>
+      <w:r>
+        <w:rPr>
+          <w:strike/>
+        </w:rPr>
+        <w:t>when</w:t>
+      </w:r>
+      <w:proofErr w:type="gramEnd"/>
+      <w:r>
+        <w:rPr>
+          <w:strike/>
+        </w:rPr>
+        <w:t xml:space="preserve"> the user clicks on the name of the employee, </w:t>
+      </w:r>
+      <w:r>
+        <w:rPr>
+          <w:strike/>
+        </w:rPr>
+        <w:t xml:space="preserve">he can see other details for </w:t>
+      </w:r>
+      <w:proofErr w:type="gramStart"/>
+      <w:r>
+        <w:rPr>
+          <w:strike/>
+        </w:rPr>
+        <w:t>example :</w:t>
+      </w:r>
+      <w:proofErr w:type="gramEnd"/>
     </w:p>
     <w:p>
       <w:r>
@@ -1749,22 +2049,40 @@
       </w:r>
     </w:p>
     <w:p>
-      <w:r>
+      <w:pPr>
+        <w:rPr>
+          <w:strike/>
+        </w:rPr>
+      </w:pPr>
+      <w:r>
+        <w:rPr>
+          <w:strike/>
+        </w:rPr>
         <w:t>+ add “</w:t>
       </w:r>
       <w:r>
         <w:rPr>
+          <w:strike/>
           <w:color w:val="FF0000"/>
         </w:rPr>
         <w:t>archive</w:t>
       </w:r>
       <w:r>
+        <w:rPr>
+          <w:strike/>
+        </w:rPr>
         <w:t>” option to</w:t>
       </w:r>
       <w:r>
+        <w:rPr>
+          <w:strike/>
+        </w:rPr>
         <w:t xml:space="preserve"> archive</w:t>
       </w:r>
       <w:r>
+        <w:rPr>
+          <w:strike/>
+        </w:rPr>
         <w:t xml:space="preserve"> an employee</w:t>
       </w:r>
     </w:p>
@@ -1803,13 +2121,39 @@
         <w:t>dd</w:t>
       </w:r>
       <w:r>
-        <w:t xml:space="preserve"> a cost tab with 2 sections: cost and price for the whole costs of the factory aswell in the stocks and production.</w:t>
+        <w:t xml:space="preserve"> a cost tab with 2 sections: cost and price for the whole costs of the factory </w:t>
+      </w:r>
+      <w:proofErr w:type="spellStart"/>
+      <w:proofErr w:type="gramStart"/>
+      <w:r>
+        <w:t>aswell</w:t>
+      </w:r>
+      <w:proofErr w:type="spellEnd"/>
+      <w:proofErr w:type="gramEnd"/>
+      <w:r>
+        <w:t xml:space="preserve"> in </w:t>
+      </w:r>
+      <w:proofErr w:type="gramStart"/>
+      <w:r>
+        <w:t>the stocks</w:t>
+      </w:r>
+      <w:proofErr w:type="gramEnd"/>
+      <w:r>
+        <w:t xml:space="preserve"> and production.</w:t>
       </w:r>
     </w:p>
     <w:p/>
     <w:p>
       <w:r>
-        <w:t>It could be smth like this:</w:t>
+        <w:t xml:space="preserve">It could be </w:t>
+      </w:r>
+      <w:proofErr w:type="spellStart"/>
+      <w:r>
+        <w:t>smth</w:t>
+      </w:r>
+      <w:proofErr w:type="spellEnd"/>
+      <w:r>
+        <w:t xml:space="preserve"> like this:</w:t>
       </w:r>
     </w:p>
     <w:p>
@@ -1863,8 +2207,13 @@
     </w:p>
     <w:p>
       <w:r>
-        <w:t>After selecting a specific finished product :</w:t>
-      </w:r>
+        <w:t xml:space="preserve">After selecting a specific finished </w:t>
+      </w:r>
+      <w:proofErr w:type="gramStart"/>
+      <w:r>
+        <w:t>product :</w:t>
+      </w:r>
+      <w:proofErr w:type="gramEnd"/>
     </w:p>
     <w:p>
       <w:r>
@@ -2051,7 +2400,35 @@
           <w:color w:val="000000" w:themeColor="text1"/>
         </w:rPr>
         <w:lastRenderedPageBreak/>
-        <w:t xml:space="preserve">We would make “achat&amp;frs” / “vente&amp;client” </w:t>
+        <w:t>We would make “</w:t>
+      </w:r>
+      <w:proofErr w:type="spellStart"/>
+      <w:r>
+        <w:rPr>
+          <w:color w:val="000000" w:themeColor="text1"/>
+        </w:rPr>
+        <w:t>achat&amp;frs</w:t>
+      </w:r>
+      <w:proofErr w:type="spellEnd"/>
+      <w:r>
+        <w:rPr>
+          <w:color w:val="000000" w:themeColor="text1"/>
+        </w:rPr>
+        <w:t>” / “</w:t>
+      </w:r>
+      <w:proofErr w:type="spellStart"/>
+      <w:r>
+        <w:rPr>
+          <w:color w:val="000000" w:themeColor="text1"/>
+        </w:rPr>
+        <w:t>vente&amp;client</w:t>
+      </w:r>
+      <w:proofErr w:type="spellEnd"/>
+      <w:r>
+        <w:rPr>
+          <w:color w:val="000000" w:themeColor="text1"/>
+        </w:rPr>
+        <w:t xml:space="preserve">” </w:t>
       </w:r>
       <w:r>
         <w:rPr>
@@ -2064,13 +2441,83 @@
         <w:rPr>
           <w:color w:val="000000" w:themeColor="text1"/>
         </w:rPr>
-        <w:t xml:space="preserve"> “achat” “frs” “vente” “client” as independent sections because </w:t>
-      </w:r>
-      <w:r>
-        <w:rPr>
-          <w:color w:val="000000" w:themeColor="text1"/>
-        </w:rPr>
-        <w:t xml:space="preserve">currently when it comes to “ventes&amp;client” they are together but “achat” “frs” they not. we should make them the same </w:t>
+        <w:t xml:space="preserve"> “</w:t>
+      </w:r>
+      <w:proofErr w:type="spellStart"/>
+      <w:r>
+        <w:rPr>
+          <w:color w:val="000000" w:themeColor="text1"/>
+        </w:rPr>
+        <w:t>achat</w:t>
+      </w:r>
+      <w:proofErr w:type="spellEnd"/>
+      <w:r>
+        <w:rPr>
+          <w:color w:val="000000" w:themeColor="text1"/>
+        </w:rPr>
+        <w:t>” “</w:t>
+      </w:r>
+      <w:proofErr w:type="spellStart"/>
+      <w:r>
+        <w:rPr>
+          <w:color w:val="000000" w:themeColor="text1"/>
+        </w:rPr>
+        <w:t>frs</w:t>
+      </w:r>
+      <w:proofErr w:type="spellEnd"/>
+      <w:r>
+        <w:rPr>
+          <w:color w:val="000000" w:themeColor="text1"/>
+        </w:rPr>
+        <w:t xml:space="preserve">” “vente” “client” as independent sections because </w:t>
+      </w:r>
+      <w:r>
+        <w:rPr>
+          <w:color w:val="000000" w:themeColor="text1"/>
+        </w:rPr>
+        <w:t>currently when it comes to “</w:t>
+      </w:r>
+      <w:proofErr w:type="spellStart"/>
+      <w:r>
+        <w:rPr>
+          <w:color w:val="000000" w:themeColor="text1"/>
+        </w:rPr>
+        <w:t>ventes&amp;client</w:t>
+      </w:r>
+      <w:proofErr w:type="spellEnd"/>
+      <w:r>
+        <w:rPr>
+          <w:color w:val="000000" w:themeColor="text1"/>
+        </w:rPr>
+        <w:t>” they are together but “</w:t>
+      </w:r>
+      <w:proofErr w:type="spellStart"/>
+      <w:r>
+        <w:rPr>
+          <w:color w:val="000000" w:themeColor="text1"/>
+        </w:rPr>
+        <w:t>achat</w:t>
+      </w:r>
+      <w:proofErr w:type="spellEnd"/>
+      <w:r>
+        <w:rPr>
+          <w:color w:val="000000" w:themeColor="text1"/>
+        </w:rPr>
+        <w:t>” “</w:t>
+      </w:r>
+      <w:proofErr w:type="spellStart"/>
+      <w:r>
+        <w:rPr>
+          <w:color w:val="000000" w:themeColor="text1"/>
+        </w:rPr>
+        <w:t>frs</w:t>
+      </w:r>
+      <w:proofErr w:type="spellEnd"/>
+      <w:r>
+        <w:rPr>
+          <w:color w:val="000000" w:themeColor="text1"/>
+        </w:rPr>
+        <w:t xml:space="preserve">” they not. we should make them the same </w:t>
       </w:r>
     </w:p>
     <w:p>
@@ -2088,18 +2535,31 @@
           <w:numId w:val="2"/>
         </w:numPr>
         <w:rPr>
-          <w:color w:val="000000" w:themeColor="text1"/>
-        </w:rPr>
-      </w:pPr>
-      <w:r>
-        <w:rPr>
+          <w:strike/>
+          <w:color w:val="000000" w:themeColor="text1"/>
+        </w:rPr>
+      </w:pPr>
+      <w:r>
+        <w:rPr>
+          <w:strike/>
           <w:color w:val="000000" w:themeColor="text1"/>
           <w:highlight w:val="green"/>
         </w:rPr>
-        <w:t>Journal d’activité</w:t>
-      </w:r>
-      <w:r>
-        <w:rPr>
+        <w:t xml:space="preserve">Journal </w:t>
+      </w:r>
+      <w:proofErr w:type="spellStart"/>
+      <w:r>
+        <w:rPr>
+          <w:strike/>
+          <w:color w:val="000000" w:themeColor="text1"/>
+          <w:highlight w:val="green"/>
+        </w:rPr>
+        <w:t>d’activité</w:t>
+      </w:r>
+      <w:proofErr w:type="spellEnd"/>
+      <w:r>
+        <w:rPr>
+          <w:strike/>
           <w:color w:val="000000" w:themeColor="text1"/>
         </w:rPr>
         <w:t>:</w:t>
@@ -2115,7 +2575,35 @@
         <w:rPr>
           <w:color w:val="000000" w:themeColor="text1"/>
         </w:rPr>
-        <w:t xml:space="preserve">This section should be shown only for the owner and the other users cannot see it and there’s a small error : </w:t>
+        <w:t xml:space="preserve">This section should be shown only for the </w:t>
+      </w:r>
+      <w:proofErr w:type="gramStart"/>
+      <w:r>
+        <w:rPr>
+          <w:color w:val="000000" w:themeColor="text1"/>
+        </w:rPr>
+        <w:t>owner</w:t>
+      </w:r>
+      <w:proofErr w:type="gramEnd"/>
+      <w:r>
+        <w:rPr>
+          <w:color w:val="000000" w:themeColor="text1"/>
+        </w:rPr>
+        <w:t xml:space="preserve"> and the other users cannot see it and there’s a small </w:t>
+      </w:r>
+      <w:proofErr w:type="gramStart"/>
+      <w:r>
+        <w:rPr>
+          <w:color w:val="000000" w:themeColor="text1"/>
+        </w:rPr>
+        <w:t>error :</w:t>
+      </w:r>
+      <w:proofErr w:type="gramEnd"/>
+      <w:r>
+        <w:rPr>
+          <w:color w:val="000000" w:themeColor="text1"/>
+        </w:rPr>
+        <w:t xml:space="preserve"> </w:t>
       </w:r>
     </w:p>
     <w:p>
@@ -2267,7 +2755,15 @@
           <w:color w:val="000000" w:themeColor="text1"/>
           <w:highlight w:val="green"/>
         </w:rPr>
-        <w:t>Le retour des clients</w:t>
+        <w:t xml:space="preserve">Le retour des </w:t>
+      </w:r>
+      <w:proofErr w:type="gramStart"/>
+      <w:r>
+        <w:rPr>
+          <w:color w:val="000000" w:themeColor="text1"/>
+          <w:highlight w:val="green"/>
+        </w:rPr>
+        <w:t>clients</w:t>
       </w:r>
       <w:r>
         <w:rPr>
@@ -2275,64 +2771,181 @@
         </w:rPr>
         <w:t xml:space="preserve"> :</w:t>
       </w:r>
-    </w:p>
-    <w:p>
-      <w:pPr>
-        <w:rPr>
-          <w:color w:val="000000" w:themeColor="text1"/>
-        </w:rPr>
-      </w:pPr>
-    </w:p>
-    <w:p>
-      <w:pPr>
-        <w:rPr>
-          <w:color w:val="000000" w:themeColor="text1"/>
-        </w:rPr>
-      </w:pPr>
-      <w:r>
-        <w:rPr>
-          <w:color w:val="000000" w:themeColor="text1"/>
-        </w:rPr>
-        <w:t>When a customer cancel an order</w:t>
-      </w:r>
-      <w:r>
-        <w:rPr>
-          <w:color w:val="000000" w:themeColor="text1"/>
-        </w:rPr>
-        <w:t xml:space="preserve"> “fait un retour pour qlq elemenets de produits finis” </w:t>
-      </w:r>
-      <w:r>
-        <w:rPr>
-          <w:color w:val="000000" w:themeColor="text1"/>
-        </w:rPr>
-        <w:t>, the quantity of that order doesn’t come back to the finished products inventory ( we should work on that as well)</w:t>
-      </w:r>
-    </w:p>
-    <w:p>
-      <w:pPr>
-        <w:rPr>
-          <w:color w:val="000000" w:themeColor="text1"/>
-        </w:rPr>
-      </w:pPr>
-    </w:p>
-    <w:p>
-      <w:pPr>
-        <w:rPr>
-          <w:color w:val="000000" w:themeColor="text1"/>
-        </w:rPr>
-      </w:pPr>
+      <w:proofErr w:type="gramEnd"/>
+    </w:p>
+    <w:p>
+      <w:pPr>
+        <w:rPr>
+          <w:color w:val="000000" w:themeColor="text1"/>
+        </w:rPr>
+      </w:pPr>
+    </w:p>
+    <w:p>
+      <w:pPr>
+        <w:rPr>
+          <w:color w:val="000000" w:themeColor="text1"/>
+        </w:rPr>
+      </w:pPr>
+      <w:r>
+        <w:rPr>
+          <w:color w:val="000000" w:themeColor="text1"/>
+        </w:rPr>
+        <w:t xml:space="preserve">When a customer </w:t>
+      </w:r>
+      <w:proofErr w:type="gramStart"/>
+      <w:r>
+        <w:rPr>
+          <w:color w:val="000000" w:themeColor="text1"/>
+        </w:rPr>
+        <w:t>cancel</w:t>
+      </w:r>
+      <w:proofErr w:type="gramEnd"/>
+      <w:r>
+        <w:rPr>
+          <w:color w:val="000000" w:themeColor="text1"/>
+        </w:rPr>
+        <w:t xml:space="preserve"> an order</w:t>
+      </w:r>
+      <w:r>
+        <w:rPr>
+          <w:color w:val="000000" w:themeColor="text1"/>
+        </w:rPr>
+        <w:t xml:space="preserve"> “fait un retour pour </w:t>
+      </w:r>
+      <w:proofErr w:type="spellStart"/>
+      <w:r>
+        <w:rPr>
+          <w:color w:val="000000" w:themeColor="text1"/>
+        </w:rPr>
+        <w:t>qlq</w:t>
+      </w:r>
+      <w:proofErr w:type="spellEnd"/>
+      <w:r>
+        <w:rPr>
+          <w:color w:val="000000" w:themeColor="text1"/>
+        </w:rPr>
+        <w:t xml:space="preserve"> </w:t>
+      </w:r>
+      <w:proofErr w:type="spellStart"/>
+      <w:r>
+        <w:rPr>
+          <w:color w:val="000000" w:themeColor="text1"/>
+        </w:rPr>
+        <w:t>elemenets</w:t>
+      </w:r>
+      <w:proofErr w:type="spellEnd"/>
+      <w:r>
+        <w:rPr>
+          <w:color w:val="000000" w:themeColor="text1"/>
+        </w:rPr>
+        <w:t xml:space="preserve"> de </w:t>
+      </w:r>
+      <w:proofErr w:type="spellStart"/>
+      <w:r>
+        <w:rPr>
+          <w:color w:val="000000" w:themeColor="text1"/>
+        </w:rPr>
+        <w:t>produits</w:t>
+      </w:r>
+      <w:proofErr w:type="spellEnd"/>
+      <w:r>
+        <w:rPr>
+          <w:color w:val="000000" w:themeColor="text1"/>
+        </w:rPr>
+        <w:t xml:space="preserve"> </w:t>
+      </w:r>
+      <w:proofErr w:type="spellStart"/>
+      <w:r>
+        <w:rPr>
+          <w:color w:val="000000" w:themeColor="text1"/>
+        </w:rPr>
+        <w:t>finis</w:t>
+      </w:r>
+      <w:proofErr w:type="spellEnd"/>
+      <w:proofErr w:type="gramStart"/>
+      <w:r>
+        <w:rPr>
+          <w:color w:val="000000" w:themeColor="text1"/>
+        </w:rPr>
+        <w:t xml:space="preserve">” </w:t>
+      </w:r>
+      <w:r>
+        <w:rPr>
+          <w:color w:val="000000" w:themeColor="text1"/>
+        </w:rPr>
+        <w:t>,</w:t>
+      </w:r>
+      <w:proofErr w:type="gramEnd"/>
+      <w:r>
+        <w:rPr>
+          <w:color w:val="000000" w:themeColor="text1"/>
+        </w:rPr>
+        <w:t xml:space="preserve"> the quantity of that order doesn’t come back to the finished products inventory </w:t>
+      </w:r>
+      <w:proofErr w:type="gramStart"/>
+      <w:r>
+        <w:rPr>
+          <w:color w:val="000000" w:themeColor="text1"/>
+        </w:rPr>
+        <w:t>( we</w:t>
+      </w:r>
+      <w:proofErr w:type="gramEnd"/>
+      <w:r>
+        <w:rPr>
+          <w:color w:val="000000" w:themeColor="text1"/>
+        </w:rPr>
+        <w:t xml:space="preserve"> should work on that as well)</w:t>
+      </w:r>
+    </w:p>
+    <w:p>
+      <w:pPr>
+        <w:rPr>
+          <w:color w:val="000000" w:themeColor="text1"/>
+        </w:rPr>
+      </w:pPr>
+    </w:p>
+    <w:p>
+      <w:pPr>
+        <w:rPr>
+          <w:color w:val="000000" w:themeColor="text1"/>
+        </w:rPr>
+      </w:pPr>
+      <w:proofErr w:type="gramStart"/>
       <w:r>
         <w:rPr>
           <w:color w:val="000000" w:themeColor="text1"/>
           <w:highlight w:val="green"/>
         </w:rPr>
-        <w:t>So the logic here is</w:t>
-      </w:r>
-      <w:r>
-        <w:rPr>
-          <w:color w:val="000000" w:themeColor="text1"/>
-        </w:rPr>
-        <w:t xml:space="preserve"> : when </w:t>
+        <w:t>So</w:t>
+      </w:r>
+      <w:proofErr w:type="gramEnd"/>
+      <w:r>
+        <w:rPr>
+          <w:color w:val="000000" w:themeColor="text1"/>
+          <w:highlight w:val="green"/>
+        </w:rPr>
+        <w:t xml:space="preserve"> the logic here </w:t>
+      </w:r>
+      <w:proofErr w:type="gramStart"/>
+      <w:r>
+        <w:rPr>
+          <w:color w:val="000000" w:themeColor="text1"/>
+          <w:highlight w:val="green"/>
+        </w:rPr>
+        <w:t>is</w:t>
+      </w:r>
+      <w:r>
+        <w:rPr>
+          <w:color w:val="000000" w:themeColor="text1"/>
+        </w:rPr>
+        <w:t xml:space="preserve"> :</w:t>
+      </w:r>
+      <w:proofErr w:type="gramEnd"/>
+      <w:r>
+        <w:rPr>
+          <w:color w:val="000000" w:themeColor="text1"/>
+        </w:rPr>
+        <w:t xml:space="preserve"> when </w:t>
       </w:r>
       <w:r>
         <w:rPr>
@@ -2344,7 +2957,49 @@
         <w:rPr>
           <w:color w:val="000000" w:themeColor="text1"/>
         </w:rPr>
-        <w:t xml:space="preserve"> cancel and order or “fait le retour” , the user should cancel the order completely and the quantities come back to the inventory  then create new order with new quantities if customer wants</w:t>
+        <w:t xml:space="preserve"> </w:t>
+      </w:r>
+      <w:proofErr w:type="gramStart"/>
+      <w:r>
+        <w:rPr>
+          <w:color w:val="000000" w:themeColor="text1"/>
+        </w:rPr>
+        <w:t>cancel</w:t>
+      </w:r>
+      <w:proofErr w:type="gramEnd"/>
+      <w:r>
+        <w:rPr>
+          <w:color w:val="000000" w:themeColor="text1"/>
+        </w:rPr>
+        <w:t xml:space="preserve"> and order or “fait le retour</w:t>
+      </w:r>
+      <w:proofErr w:type="gramStart"/>
+      <w:r>
+        <w:rPr>
+          <w:color w:val="000000" w:themeColor="text1"/>
+        </w:rPr>
+        <w:t>” ,</w:t>
+      </w:r>
+      <w:proofErr w:type="gramEnd"/>
+      <w:r>
+        <w:rPr>
+          <w:color w:val="000000" w:themeColor="text1"/>
+        </w:rPr>
+        <w:t xml:space="preserve"> the user should cancel the order completely and the quantities come back to the </w:t>
+      </w:r>
+      <w:proofErr w:type="gramStart"/>
+      <w:r>
+        <w:rPr>
+          <w:color w:val="000000" w:themeColor="text1"/>
+        </w:rPr>
+        <w:t>inventory  then</w:t>
+      </w:r>
+      <w:proofErr w:type="gramEnd"/>
+      <w:r>
+        <w:rPr>
+          <w:color w:val="000000" w:themeColor="text1"/>
+        </w:rPr>
+        <w:t xml:space="preserve"> create new order with new quantities if customer wants</w:t>
       </w:r>
       <w:r>
         <w:rPr>
@@ -2376,27 +3031,89 @@
         <w:rPr>
           <w:color w:val="000000" w:themeColor="text1"/>
         </w:rPr>
-        <w:t>Also add modification and archive features for clients and commandes</w:t>
-      </w:r>
-    </w:p>
-    <w:p>
-      <w:pPr>
-        <w:rPr>
-          <w:color w:val="000000" w:themeColor="text1"/>
-        </w:rPr>
-      </w:pPr>
-    </w:p>
-    <w:p>
-      <w:pPr>
-        <w:rPr>
-          <w:color w:val="000000" w:themeColor="text1"/>
-        </w:rPr>
-      </w:pPr>
-      <w:r>
-        <w:rPr>
-          <w:color w:val="000000" w:themeColor="text1"/>
-        </w:rPr>
-        <w:t>In produits finis in reception remove fournisseur entirely and replace it with client and note</w:t>
+        <w:t>+</w:t>
+      </w:r>
+      <w:r>
+        <w:rPr>
+          <w:color w:val="000000" w:themeColor="text1"/>
+        </w:rPr>
+        <w:t xml:space="preserve">Also add modification and archive features for clients and </w:t>
+      </w:r>
+      <w:proofErr w:type="spellStart"/>
+      <w:r>
+        <w:rPr>
+          <w:color w:val="000000" w:themeColor="text1"/>
+        </w:rPr>
+        <w:t>commandes</w:t>
+      </w:r>
+      <w:proofErr w:type="spellEnd"/>
+    </w:p>
+    <w:p>
+      <w:pPr>
+        <w:rPr>
+          <w:color w:val="000000" w:themeColor="text1"/>
+        </w:rPr>
+      </w:pPr>
+    </w:p>
+    <w:p>
+      <w:pPr>
+        <w:rPr>
+          <w:color w:val="000000" w:themeColor="text1"/>
+        </w:rPr>
+      </w:pPr>
+      <w:r>
+        <w:rPr>
+          <w:color w:val="000000" w:themeColor="text1"/>
+        </w:rPr>
+        <w:t>+</w:t>
+      </w:r>
+      <w:r>
+        <w:rPr>
+          <w:color w:val="000000" w:themeColor="text1"/>
+        </w:rPr>
+        <w:t xml:space="preserve">In </w:t>
+      </w:r>
+      <w:proofErr w:type="spellStart"/>
+      <w:r>
+        <w:rPr>
+          <w:color w:val="000000" w:themeColor="text1"/>
+        </w:rPr>
+        <w:t>produits</w:t>
+      </w:r>
+      <w:proofErr w:type="spellEnd"/>
+      <w:r>
+        <w:rPr>
+          <w:color w:val="000000" w:themeColor="text1"/>
+        </w:rPr>
+        <w:t xml:space="preserve"> </w:t>
+      </w:r>
+      <w:proofErr w:type="spellStart"/>
+      <w:r>
+        <w:rPr>
+          <w:color w:val="000000" w:themeColor="text1"/>
+        </w:rPr>
+        <w:t>finis</w:t>
+      </w:r>
+      <w:proofErr w:type="spellEnd"/>
+      <w:r>
+        <w:rPr>
+          <w:color w:val="000000" w:themeColor="text1"/>
+        </w:rPr>
+        <w:t xml:space="preserve"> in reception remove </w:t>
+      </w:r>
+      <w:proofErr w:type="spellStart"/>
+      <w:r>
+        <w:rPr>
+          <w:color w:val="000000" w:themeColor="text1"/>
+        </w:rPr>
+        <w:t>fournisseur</w:t>
+      </w:r>
+      <w:proofErr w:type="spellEnd"/>
+      <w:r>
+        <w:rPr>
+          <w:color w:val="000000" w:themeColor="text1"/>
+        </w:rPr>
+        <w:t xml:space="preserve"> entirely and replace it with client and note</w:t>
       </w:r>
       <w:r>
         <w:rPr>
@@ -2438,7 +3155,21 @@
         <w:rPr>
           <w:color w:val="000000" w:themeColor="text1"/>
         </w:rPr>
-        <w:t>They shouldn’t be in the inventory of finished products because finished products rely directly to production.</w:t>
+        <w:t xml:space="preserve">They shouldn’t be in the inventory of finished products because finished products rely directly </w:t>
+      </w:r>
+      <w:proofErr w:type="gramStart"/>
+      <w:r>
+        <w:rPr>
+          <w:color w:val="000000" w:themeColor="text1"/>
+        </w:rPr>
+        <w:t>to</w:t>
+      </w:r>
+      <w:proofErr w:type="gramEnd"/>
+      <w:r>
+        <w:rPr>
+          <w:color w:val="000000" w:themeColor="text1"/>
+        </w:rPr>
+        <w:t xml:space="preserve"> production.</w:t>
       </w:r>
     </w:p>
     <w:p>
@@ -2449,11 +3180,13 @@
           <w:numId w:val="2"/>
         </w:numPr>
         <w:rPr>
-          <w:color w:val="000000" w:themeColor="text1"/>
-        </w:rPr>
-      </w:pPr>
-      <w:r>
-        <w:rPr>
+          <w:strike/>
+          <w:color w:val="000000" w:themeColor="text1"/>
+        </w:rPr>
+      </w:pPr>
+      <w:r>
+        <w:rPr>
+          <w:strike/>
           <w:color w:val="000000" w:themeColor="text1"/>
           <w:highlight w:val="green"/>
         </w:rPr>
@@ -2461,6 +3194,7 @@
       </w:r>
       <w:r>
         <w:rPr>
+          <w:strike/>
           <w:color w:val="000000" w:themeColor="text1"/>
         </w:rPr>
         <w:t>:</w:t>
@@ -2593,24 +3327,50 @@
         </w:rPr>
         <w:t>revenue changes when the user adds an order and clicks on “</w:t>
       </w:r>
+      <w:proofErr w:type="spellStart"/>
       <w:r>
         <w:rPr>
           <w:color w:val="FF0000"/>
         </w:rPr>
         <w:t>enregistrer</w:t>
       </w:r>
-      <w:r>
-        <w:rPr>
-          <w:color w:val="000000" w:themeColor="text1"/>
-        </w:rPr>
-        <w:t xml:space="preserve">” even the order is not paid yet “ </w:t>
-      </w:r>
+      <w:proofErr w:type="spellEnd"/>
+      <w:r>
+        <w:rPr>
+          <w:color w:val="000000" w:themeColor="text1"/>
+        </w:rPr>
+        <w:t xml:space="preserve">” even the order is not paid yet </w:t>
+      </w:r>
+      <w:proofErr w:type="gramStart"/>
+      <w:r>
+        <w:rPr>
+          <w:color w:val="000000" w:themeColor="text1"/>
+        </w:rPr>
+        <w:t xml:space="preserve">“ </w:t>
+      </w:r>
+      <w:proofErr w:type="spellStart"/>
       <w:r>
         <w:rPr>
           <w:color w:val="FF0000"/>
         </w:rPr>
-        <w:t>en attente</w:t>
-      </w:r>
+        <w:t>en</w:t>
+      </w:r>
+      <w:proofErr w:type="spellEnd"/>
+      <w:proofErr w:type="gramEnd"/>
+      <w:r>
+        <w:rPr>
+          <w:color w:val="FF0000"/>
+        </w:rPr>
+        <w:t xml:space="preserve"> </w:t>
+      </w:r>
+      <w:proofErr w:type="spellStart"/>
+      <w:r>
+        <w:rPr>
+          <w:color w:val="FF0000"/>
+        </w:rPr>
+        <w:t>attente</w:t>
+      </w:r>
+      <w:proofErr w:type="spellEnd"/>
       <w:r>
         <w:rPr>
           <w:color w:val="000000" w:themeColor="text1"/>
@@ -2786,11 +3546,19 @@
         </w:rPr>
         <w:t xml:space="preserve">“congé” is </w:t>
       </w:r>
-      <w:r>
-        <w:rPr>
-          <w:color w:val="000000" w:themeColor="text1"/>
-        </w:rPr>
-        <w:t xml:space="preserve">smth </w:t>
+      <w:proofErr w:type="spellStart"/>
+      <w:r>
+        <w:rPr>
+          <w:color w:val="000000" w:themeColor="text1"/>
+        </w:rPr>
+        <w:t>smth</w:t>
+      </w:r>
+      <w:proofErr w:type="spellEnd"/>
+      <w:r>
+        <w:rPr>
+          <w:color w:val="000000" w:themeColor="text1"/>
+        </w:rPr>
+        <w:t xml:space="preserve"> </w:t>
       </w:r>
       <w:r>
         <w:rPr>
@@ -2814,7 +3582,21 @@
         <w:rPr>
           <w:color w:val="000000" w:themeColor="text1"/>
         </w:rPr>
-        <w:t xml:space="preserve">“Maladé” also has also the same concept as “congé”  </w:t>
+        <w:t>“</w:t>
+      </w:r>
+      <w:proofErr w:type="spellStart"/>
+      <w:r>
+        <w:rPr>
+          <w:color w:val="000000" w:themeColor="text1"/>
+        </w:rPr>
+        <w:t>Maladé</w:t>
+      </w:r>
+      <w:proofErr w:type="spellEnd"/>
+      <w:r>
+        <w:rPr>
+          <w:color w:val="000000" w:themeColor="text1"/>
+        </w:rPr>
+        <w:t xml:space="preserve">” also has also the same concept as “congé”  </w:t>
       </w:r>
     </w:p>
     <w:p>
@@ -2845,13 +3627,125 @@
         <w:rPr>
           <w:color w:val="000000" w:themeColor="text1"/>
         </w:rPr>
-        <w:t xml:space="preserve">ould add a tab in month summary called “ les heures supplementaires” in which: </w:t>
+        <w:t xml:space="preserve">ould add a tab in month summary called </w:t>
+      </w:r>
+      <w:proofErr w:type="gramStart"/>
+      <w:r>
+        <w:rPr>
+          <w:color w:val="000000" w:themeColor="text1"/>
+        </w:rPr>
+        <w:t>“ les</w:t>
+      </w:r>
+      <w:proofErr w:type="gramEnd"/>
+      <w:r>
+        <w:rPr>
+          <w:color w:val="000000" w:themeColor="text1"/>
+        </w:rPr>
+        <w:t xml:space="preserve"> </w:t>
+      </w:r>
+      <w:proofErr w:type="spellStart"/>
+      <w:r>
+        <w:rPr>
+          <w:color w:val="000000" w:themeColor="text1"/>
+        </w:rPr>
+        <w:t>heures</w:t>
+      </w:r>
+      <w:proofErr w:type="spellEnd"/>
+      <w:r>
+        <w:rPr>
+          <w:color w:val="000000" w:themeColor="text1"/>
+        </w:rPr>
+        <w:t xml:space="preserve"> </w:t>
+      </w:r>
+      <w:proofErr w:type="spellStart"/>
+      <w:r>
+        <w:rPr>
+          <w:color w:val="000000" w:themeColor="text1"/>
+        </w:rPr>
+        <w:t>supplementaires</w:t>
+      </w:r>
+      <w:proofErr w:type="spellEnd"/>
+      <w:r>
+        <w:rPr>
+          <w:color w:val="000000" w:themeColor="text1"/>
+        </w:rPr>
+        <w:t xml:space="preserve">” in which: </w:t>
       </w:r>
       <w:r>
         <w:rPr>
           <w:color w:val="FF0000"/>
         </w:rPr>
-        <w:t xml:space="preserve">les heures supplémentaires = Heure travaillées – heures prévues </w:t>
+        <w:t xml:space="preserve">les </w:t>
+      </w:r>
+      <w:proofErr w:type="spellStart"/>
+      <w:r>
+        <w:rPr>
+          <w:color w:val="FF0000"/>
+        </w:rPr>
+        <w:t>heures</w:t>
+      </w:r>
+      <w:proofErr w:type="spellEnd"/>
+      <w:r>
+        <w:rPr>
+          <w:color w:val="FF0000"/>
+        </w:rPr>
+        <w:t xml:space="preserve"> </w:t>
+      </w:r>
+      <w:proofErr w:type="spellStart"/>
+      <w:r>
+        <w:rPr>
+          <w:color w:val="FF0000"/>
+        </w:rPr>
+        <w:t>supplémentaires</w:t>
+      </w:r>
+      <w:proofErr w:type="spellEnd"/>
+      <w:r>
+        <w:rPr>
+          <w:color w:val="FF0000"/>
+        </w:rPr>
+        <w:t xml:space="preserve"> = Heure </w:t>
+      </w:r>
+      <w:proofErr w:type="spellStart"/>
+      <w:r>
+        <w:rPr>
+          <w:color w:val="FF0000"/>
+        </w:rPr>
+        <w:t>travaillées</w:t>
+      </w:r>
+      <w:proofErr w:type="spellEnd"/>
+      <w:r>
+        <w:rPr>
+          <w:color w:val="FF0000"/>
+        </w:rPr>
+        <w:t xml:space="preserve"> – </w:t>
+      </w:r>
+      <w:proofErr w:type="spellStart"/>
+      <w:r>
+        <w:rPr>
+          <w:color w:val="FF0000"/>
+        </w:rPr>
+        <w:t>heures</w:t>
+      </w:r>
+      <w:proofErr w:type="spellEnd"/>
+      <w:r>
+        <w:rPr>
+          <w:color w:val="FF0000"/>
+        </w:rPr>
+        <w:t xml:space="preserve"> </w:t>
+      </w:r>
+      <w:proofErr w:type="spellStart"/>
+      <w:r>
+        <w:rPr>
+          <w:color w:val="FF0000"/>
+        </w:rPr>
+        <w:t>prévues</w:t>
+      </w:r>
+      <w:proofErr w:type="spellEnd"/>
+      <w:r>
+        <w:rPr>
+          <w:color w:val="FF0000"/>
+        </w:rPr>
+        <w:t xml:space="preserve"> </w:t>
       </w:r>
     </w:p>
     <w:p>
@@ -2877,7 +3771,21 @@
         <w:rPr>
           <w:color w:val="000000" w:themeColor="text1"/>
         </w:rPr>
-        <w:t>and should be auto calculated when the user type how much he gives for one extra hour</w:t>
+        <w:t xml:space="preserve">and should be auto calculated when the user </w:t>
+      </w:r>
+      <w:proofErr w:type="gramStart"/>
+      <w:r>
+        <w:rPr>
+          <w:color w:val="000000" w:themeColor="text1"/>
+        </w:rPr>
+        <w:t>type</w:t>
+      </w:r>
+      <w:proofErr w:type="gramEnd"/>
+      <w:r>
+        <w:rPr>
+          <w:color w:val="000000" w:themeColor="text1"/>
+        </w:rPr>
+        <w:t xml:space="preserve"> how much he gives for one extra hour</w:t>
       </w:r>
     </w:p>
     <w:p>
@@ -2909,7 +3817,21 @@
           <w:color w:val="000000" w:themeColor="text1"/>
         </w:rPr>
         <w:lastRenderedPageBreak/>
-        <w:t xml:space="preserve">The reason of an </w:t>
+        <w:t xml:space="preserve">The reason </w:t>
+      </w:r>
+      <w:proofErr w:type="gramStart"/>
+      <w:r>
+        <w:rPr>
+          <w:color w:val="000000" w:themeColor="text1"/>
+        </w:rPr>
+        <w:t>of</w:t>
+      </w:r>
+      <w:proofErr w:type="gramEnd"/>
+      <w:r>
+        <w:rPr>
+          <w:color w:val="000000" w:themeColor="text1"/>
+        </w:rPr>
+        <w:t xml:space="preserve"> an </w:t>
       </w:r>
       <w:r>
         <w:rPr>
@@ -2927,8 +3849,30 @@
         <w:rPr>
           <w:color w:val="000000" w:themeColor="text1"/>
         </w:rPr>
-        <w:t xml:space="preserve"> in the table or should be popped up in details ?</w:t>
-      </w:r>
+        <w:t xml:space="preserve"> </w:t>
+      </w:r>
+      <w:proofErr w:type="gramStart"/>
+      <w:r>
+        <w:rPr>
+          <w:color w:val="000000" w:themeColor="text1"/>
+        </w:rPr>
+        <w:t>in</w:t>
+      </w:r>
+      <w:proofErr w:type="gramEnd"/>
+      <w:r>
+        <w:rPr>
+          <w:color w:val="000000" w:themeColor="text1"/>
+        </w:rPr>
+        <w:t xml:space="preserve"> the table or should be popped up in </w:t>
+      </w:r>
+      <w:proofErr w:type="gramStart"/>
+      <w:r>
+        <w:rPr>
+          <w:color w:val="000000" w:themeColor="text1"/>
+        </w:rPr>
+        <w:t>details ?</w:t>
+      </w:r>
+      <w:proofErr w:type="gramEnd"/>
       <w:r>
         <w:rPr>
           <w:color w:val="000000" w:themeColor="text1"/>
@@ -2951,57 +3895,163 @@
         <w:rPr>
           <w:color w:val="000000" w:themeColor="text1"/>
         </w:rPr>
-        <w:t>When it comes “declarer une absence” it should be modified in which:</w:t>
-      </w:r>
-    </w:p>
-    <w:p>
-      <w:pPr>
-        <w:rPr>
-          <w:color w:val="000000" w:themeColor="text1"/>
-        </w:rPr>
-      </w:pPr>
-      <w:r>
-        <w:rPr>
-          <w:color w:val="000000" w:themeColor="text1"/>
-        </w:rPr>
-        <w:t xml:space="preserve">. replace “ </w:t>
+        <w:t xml:space="preserve">When it comes “declarer </w:t>
+      </w:r>
+      <w:proofErr w:type="spellStart"/>
+      <w:r>
+        <w:rPr>
+          <w:color w:val="000000" w:themeColor="text1"/>
+        </w:rPr>
+        <w:t>une</w:t>
+      </w:r>
+      <w:proofErr w:type="spellEnd"/>
+      <w:r>
+        <w:rPr>
+          <w:color w:val="000000" w:themeColor="text1"/>
+        </w:rPr>
+        <w:t xml:space="preserve"> absence” it should be modified in which:</w:t>
+      </w:r>
+    </w:p>
+    <w:p>
+      <w:pPr>
+        <w:rPr>
+          <w:color w:val="000000" w:themeColor="text1"/>
+        </w:rPr>
+      </w:pPr>
+      <w:r>
+        <w:rPr>
+          <w:color w:val="000000" w:themeColor="text1"/>
+        </w:rPr>
+        <w:t xml:space="preserve">. replace </w:t>
+      </w:r>
+      <w:proofErr w:type="gramStart"/>
+      <w:r>
+        <w:rPr>
+          <w:color w:val="000000" w:themeColor="text1"/>
+        </w:rPr>
+        <w:t xml:space="preserve">“ </w:t>
       </w:r>
       <w:r>
         <w:rPr>
           <w:color w:val="FF0000"/>
         </w:rPr>
-        <w:t xml:space="preserve">declarer une absece </w:t>
-      </w:r>
-      <w:r>
-        <w:rPr>
-          <w:color w:val="000000" w:themeColor="text1"/>
-        </w:rPr>
-        <w:t xml:space="preserve">“ by “ </w:t>
-      </w:r>
+        <w:t>declarer</w:t>
+      </w:r>
+      <w:proofErr w:type="gramEnd"/>
       <w:r>
         <w:rPr>
           <w:color w:val="FF0000"/>
         </w:rPr>
-        <w:t xml:space="preserve">absence injustifiées </w:t>
-      </w:r>
+        <w:t xml:space="preserve"> </w:t>
+      </w:r>
+      <w:proofErr w:type="spellStart"/>
+      <w:r>
+        <w:rPr>
+          <w:color w:val="FF0000"/>
+        </w:rPr>
+        <w:t>une</w:t>
+      </w:r>
+      <w:proofErr w:type="spellEnd"/>
+      <w:r>
+        <w:rPr>
+          <w:color w:val="FF0000"/>
+        </w:rPr>
+        <w:t xml:space="preserve"> </w:t>
+      </w:r>
+      <w:proofErr w:type="spellStart"/>
+      <w:r>
+        <w:rPr>
+          <w:color w:val="FF0000"/>
+        </w:rPr>
+        <w:t>absece</w:t>
+      </w:r>
+      <w:proofErr w:type="spellEnd"/>
+      <w:r>
+        <w:rPr>
+          <w:color w:val="FF0000"/>
+        </w:rPr>
+        <w:t xml:space="preserve"> </w:t>
+      </w:r>
+      <w:proofErr w:type="gramStart"/>
+      <w:r>
+        <w:rPr>
+          <w:color w:val="000000" w:themeColor="text1"/>
+        </w:rPr>
+        <w:t>“ by</w:t>
+      </w:r>
+      <w:proofErr w:type="gramEnd"/>
+      <w:r>
+        <w:rPr>
+          <w:color w:val="000000" w:themeColor="text1"/>
+        </w:rPr>
+        <w:t xml:space="preserve"> </w:t>
+      </w:r>
+      <w:proofErr w:type="gramStart"/>
       <w:r>
         <w:rPr>
           <w:color w:val="000000" w:themeColor="text1"/>
         </w:rPr>
         <w:t xml:space="preserve">“ </w:t>
       </w:r>
-    </w:p>
-    <w:p>
-      <w:pPr>
-        <w:rPr>
-          <w:color w:val="000000" w:themeColor="text1"/>
-        </w:rPr>
-      </w:pPr>
-      <w:r>
-        <w:rPr>
-          <w:color w:val="000000" w:themeColor="text1"/>
-        </w:rPr>
-        <w:t>. keep employee the same</w:t>
+      <w:r>
+        <w:rPr>
+          <w:color w:val="FF0000"/>
+        </w:rPr>
+        <w:t>absence</w:t>
+      </w:r>
+      <w:proofErr w:type="gramEnd"/>
+      <w:r>
+        <w:rPr>
+          <w:color w:val="FF0000"/>
+        </w:rPr>
+        <w:t xml:space="preserve"> </w:t>
+      </w:r>
+      <w:proofErr w:type="spellStart"/>
+      <w:r>
+        <w:rPr>
+          <w:color w:val="FF0000"/>
+        </w:rPr>
+        <w:t>injustifiées</w:t>
+      </w:r>
+      <w:proofErr w:type="spellEnd"/>
+      <w:r>
+        <w:rPr>
+          <w:color w:val="FF0000"/>
+        </w:rPr>
+        <w:t xml:space="preserve"> </w:t>
+      </w:r>
+      <w:r>
+        <w:rPr>
+          <w:color w:val="000000" w:themeColor="text1"/>
+        </w:rPr>
+        <w:t xml:space="preserve">“ </w:t>
+      </w:r>
+    </w:p>
+    <w:p>
+      <w:pPr>
+        <w:rPr>
+          <w:color w:val="000000" w:themeColor="text1"/>
+        </w:rPr>
+      </w:pPr>
+      <w:r>
+        <w:rPr>
+          <w:color w:val="000000" w:themeColor="text1"/>
+        </w:rPr>
+        <w:t xml:space="preserve">. keep </w:t>
+      </w:r>
+      <w:proofErr w:type="gramStart"/>
+      <w:r>
+        <w:rPr>
+          <w:color w:val="000000" w:themeColor="text1"/>
+        </w:rPr>
+        <w:t>employee</w:t>
+      </w:r>
+      <w:proofErr w:type="gramEnd"/>
+      <w:r>
+        <w:rPr>
+          <w:color w:val="000000" w:themeColor="text1"/>
+        </w:rPr>
+        <w:t xml:space="preserve"> the same</w:t>
       </w:r>
     </w:p>
     <w:p>
@@ -3039,8 +4089,30 @@
         <w:rPr>
           <w:color w:val="000000" w:themeColor="text1"/>
         </w:rPr>
-        <w:t>remove from-to and make just one date ( it will be the date of absence )</w:t>
-      </w:r>
+        <w:t xml:space="preserve">remove from-to and make just one date </w:t>
+      </w:r>
+      <w:proofErr w:type="gramStart"/>
+      <w:r>
+        <w:rPr>
+          <w:color w:val="000000" w:themeColor="text1"/>
+        </w:rPr>
+        <w:t>( it</w:t>
+      </w:r>
+      <w:proofErr w:type="gramEnd"/>
+      <w:r>
+        <w:rPr>
+          <w:color w:val="000000" w:themeColor="text1"/>
+        </w:rPr>
+        <w:t xml:space="preserve"> will be the date of </w:t>
+      </w:r>
+      <w:proofErr w:type="gramStart"/>
+      <w:r>
+        <w:rPr>
+          <w:color w:val="000000" w:themeColor="text1"/>
+        </w:rPr>
+        <w:t>absence )</w:t>
+      </w:r>
+      <w:proofErr w:type="gramEnd"/>
     </w:p>
     <w:p>
       <w:pPr>
@@ -3077,19 +4149,55 @@
         <w:rPr>
           <w:color w:val="000000" w:themeColor="text1"/>
         </w:rPr>
-        <w:t xml:space="preserve">After that add a new bar or window just right after “ </w:t>
+        <w:t xml:space="preserve">After that add a new bar or window just right after </w:t>
+      </w:r>
+      <w:proofErr w:type="gramStart"/>
+      <w:r>
+        <w:rPr>
+          <w:color w:val="000000" w:themeColor="text1"/>
+        </w:rPr>
+        <w:t xml:space="preserve">“ </w:t>
       </w:r>
       <w:r>
         <w:rPr>
           <w:color w:val="FF0000"/>
         </w:rPr>
-        <w:t xml:space="preserve">absence injustifiées </w:t>
-      </w:r>
-      <w:r>
-        <w:rPr>
-          <w:color w:val="000000" w:themeColor="text1"/>
-        </w:rPr>
-        <w:t>“ call it “congé”, the elements are:</w:t>
+        <w:t>absence</w:t>
+      </w:r>
+      <w:proofErr w:type="gramEnd"/>
+      <w:r>
+        <w:rPr>
+          <w:color w:val="FF0000"/>
+        </w:rPr>
+        <w:t xml:space="preserve"> </w:t>
+      </w:r>
+      <w:proofErr w:type="spellStart"/>
+      <w:r>
+        <w:rPr>
+          <w:color w:val="FF0000"/>
+        </w:rPr>
+        <w:t>injustifiées</w:t>
+      </w:r>
+      <w:proofErr w:type="spellEnd"/>
+      <w:r>
+        <w:rPr>
+          <w:color w:val="FF0000"/>
+        </w:rPr>
+        <w:t xml:space="preserve"> </w:t>
+      </w:r>
+      <w:proofErr w:type="gramStart"/>
+      <w:r>
+        <w:rPr>
+          <w:color w:val="000000" w:themeColor="text1"/>
+        </w:rPr>
+        <w:t>“ call</w:t>
+      </w:r>
+      <w:proofErr w:type="gramEnd"/>
+      <w:r>
+        <w:rPr>
+          <w:color w:val="000000" w:themeColor="text1"/>
+        </w:rPr>
+        <w:t xml:space="preserve"> it “congé”, the elements are:</w:t>
       </w:r>
     </w:p>
     <w:p>
@@ -3099,11 +4207,33 @@
           <w:color w:val="000000" w:themeColor="text1"/>
         </w:rPr>
       </w:pPr>
-      <w:r>
-        <w:rPr>
-          <w:color w:val="000000" w:themeColor="text1"/>
-        </w:rPr>
-        <w:t xml:space="preserve">.employee , date ( from-to) </w:t>
+      <w:proofErr w:type="gramStart"/>
+      <w:r>
+        <w:rPr>
+          <w:color w:val="000000" w:themeColor="text1"/>
+        </w:rPr>
+        <w:t>.employee</w:t>
+      </w:r>
+      <w:proofErr w:type="gramEnd"/>
+      <w:r>
+        <w:rPr>
+          <w:color w:val="000000" w:themeColor="text1"/>
+        </w:rPr>
+        <w:t xml:space="preserve"> , date </w:t>
+      </w:r>
+      <w:proofErr w:type="gramStart"/>
+      <w:r>
+        <w:rPr>
+          <w:color w:val="000000" w:themeColor="text1"/>
+        </w:rPr>
+        <w:t>( from</w:t>
+      </w:r>
+      <w:proofErr w:type="gramEnd"/>
+      <w:r>
+        <w:rPr>
+          <w:color w:val="000000" w:themeColor="text1"/>
+        </w:rPr>
+        <w:t xml:space="preserve">-to) </w:t>
       </w:r>
     </w:p>
     <w:p>
@@ -3250,48 +4380,78 @@
           <w:numId w:val="2"/>
         </w:numPr>
         <w:rPr>
-          <w:color w:val="000000" w:themeColor="text1"/>
-        </w:rPr>
-      </w:pPr>
-      <w:r>
-        <w:rPr>
+          <w:strike/>
+          <w:color w:val="000000" w:themeColor="text1"/>
+        </w:rPr>
+      </w:pPr>
+      <w:proofErr w:type="spellStart"/>
+      <w:r>
+        <w:rPr>
+          <w:strike/>
           <w:color w:val="000000" w:themeColor="text1"/>
           <w:highlight w:val="green"/>
         </w:rPr>
         <w:t>Remise</w:t>
       </w:r>
-      <w:r>
-        <w:rPr>
+      <w:proofErr w:type="spellEnd"/>
+      <w:r>
+        <w:rPr>
+          <w:strike/>
           <w:color w:val="000000" w:themeColor="text1"/>
         </w:rPr>
         <w:t>:</w:t>
       </w:r>
       <w:r>
         <w:rPr>
-          <w:color w:val="000000" w:themeColor="text1"/>
-        </w:rPr>
-        <w:t xml:space="preserve"> “achat &amp; vente” </w:t>
-      </w:r>
-    </w:p>
-    <w:p>
-      <w:pPr>
-        <w:rPr>
-          <w:color w:val="000000" w:themeColor="text1"/>
-        </w:rPr>
-      </w:pPr>
-    </w:p>
-    <w:p>
-      <w:pPr>
-        <w:rPr>
-          <w:color w:val="000000" w:themeColor="text1"/>
-        </w:rPr>
-      </w:pPr>
-      <w:r>
-        <w:rPr>
-          <w:color w:val="000000" w:themeColor="text1"/>
-        </w:rPr>
-        <w:t>It should be 2 options :</w:t>
-      </w:r>
+          <w:strike/>
+          <w:color w:val="000000" w:themeColor="text1"/>
+        </w:rPr>
+        <w:t xml:space="preserve"> “</w:t>
+      </w:r>
+      <w:proofErr w:type="spellStart"/>
+      <w:r>
+        <w:rPr>
+          <w:strike/>
+          <w:color w:val="000000" w:themeColor="text1"/>
+        </w:rPr>
+        <w:t>achat</w:t>
+      </w:r>
+      <w:proofErr w:type="spellEnd"/>
+      <w:r>
+        <w:rPr>
+          <w:strike/>
+          <w:color w:val="000000" w:themeColor="text1"/>
+        </w:rPr>
+        <w:t xml:space="preserve"> &amp; vente” </w:t>
+      </w:r>
+    </w:p>
+    <w:p>
+      <w:pPr>
+        <w:rPr>
+          <w:color w:val="000000" w:themeColor="text1"/>
+        </w:rPr>
+      </w:pPr>
+    </w:p>
+    <w:p>
+      <w:pPr>
+        <w:rPr>
+          <w:color w:val="000000" w:themeColor="text1"/>
+        </w:rPr>
+      </w:pPr>
+      <w:r>
+        <w:rPr>
+          <w:color w:val="000000" w:themeColor="text1"/>
+        </w:rPr>
+        <w:t xml:space="preserve">It should be 2 </w:t>
+      </w:r>
+      <w:proofErr w:type="gramStart"/>
+      <w:r>
+        <w:rPr>
+          <w:color w:val="000000" w:themeColor="text1"/>
+        </w:rPr>
+        <w:t>options :</w:t>
+      </w:r>
+      <w:proofErr w:type="gramEnd"/>
     </w:p>
     <w:p>
       <w:pPr>
@@ -3326,27 +4486,69 @@
         <w:rPr>
           <w:color w:val="000000" w:themeColor="text1"/>
         </w:rPr>
-        <w:t xml:space="preserve">Fixed value, the user choose it </w:t>
-      </w:r>
-    </w:p>
-    <w:p>
-      <w:pPr>
-        <w:rPr>
-          <w:color w:val="000000" w:themeColor="text1"/>
-        </w:rPr>
-      </w:pPr>
-    </w:p>
-    <w:p>
-      <w:pPr>
-        <w:rPr>
-          <w:color w:val="000000" w:themeColor="text1"/>
-        </w:rPr>
-      </w:pPr>
-      <w:r>
-        <w:rPr>
-          <w:color w:val="000000" w:themeColor="text1"/>
-        </w:rPr>
-        <w:t>+add donnees tab for quick exporting data from any given tab or a selection of tabs in a specific time line and other criteria options…</w:t>
+        <w:t xml:space="preserve">Fixed value, the user </w:t>
+      </w:r>
+      <w:proofErr w:type="gramStart"/>
+      <w:r>
+        <w:rPr>
+          <w:color w:val="000000" w:themeColor="text1"/>
+        </w:rPr>
+        <w:t>choose</w:t>
+      </w:r>
+      <w:proofErr w:type="gramEnd"/>
+      <w:r>
+        <w:rPr>
+          <w:color w:val="000000" w:themeColor="text1"/>
+        </w:rPr>
+        <w:t xml:space="preserve"> it </w:t>
+      </w:r>
+    </w:p>
+    <w:p>
+      <w:pPr>
+        <w:rPr>
+          <w:color w:val="000000" w:themeColor="text1"/>
+        </w:rPr>
+      </w:pPr>
+    </w:p>
+    <w:p>
+      <w:pPr>
+        <w:rPr>
+          <w:color w:val="000000" w:themeColor="text1"/>
+        </w:rPr>
+      </w:pPr>
+      <w:r>
+        <w:rPr>
+          <w:color w:val="000000" w:themeColor="text1"/>
+        </w:rPr>
+        <w:t xml:space="preserve">+add </w:t>
+      </w:r>
+      <w:proofErr w:type="spellStart"/>
+      <w:r>
+        <w:rPr>
+          <w:color w:val="000000" w:themeColor="text1"/>
+        </w:rPr>
+        <w:t>donnees</w:t>
+      </w:r>
+      <w:proofErr w:type="spellEnd"/>
+      <w:r>
+        <w:rPr>
+          <w:color w:val="000000" w:themeColor="text1"/>
+        </w:rPr>
+        <w:t xml:space="preserve"> tab for quick exporting data from any given tab or a selection of tabs in a specific </w:t>
+      </w:r>
+      <w:proofErr w:type="gramStart"/>
+      <w:r>
+        <w:rPr>
+          <w:color w:val="000000" w:themeColor="text1"/>
+        </w:rPr>
+        <w:t>time line</w:t>
+      </w:r>
+      <w:proofErr w:type="gramEnd"/>
+      <w:r>
+        <w:rPr>
+          <w:color w:val="000000" w:themeColor="text1"/>
+        </w:rPr>
+        <w:t xml:space="preserve"> and other criteria options…</w:t>
       </w:r>
     </w:p>
     <w:p>

--- a/Current Docs/Harrix update .docx
+++ b/Current Docs/Harrix update .docx
@@ -2353,6 +2353,7 @@
       <w:pPr>
         <w:ind w:left="360"/>
         <w:rPr>
+          <w:strike/>
           <w:color w:val="000000" w:themeColor="text1"/>
         </w:rPr>
       </w:pPr>
@@ -2365,11 +2366,13 @@
           <w:numId w:val="2"/>
         </w:numPr>
         <w:rPr>
-          <w:color w:val="000000" w:themeColor="text1"/>
-        </w:rPr>
-      </w:pPr>
-      <w:r>
-        <w:rPr>
+          <w:strike/>
+          <w:color w:val="000000" w:themeColor="text1"/>
+        </w:rPr>
+      </w:pPr>
+      <w:r>
+        <w:rPr>
+          <w:strike/>
           <w:color w:val="000000" w:themeColor="text1"/>
           <w:highlight w:val="green"/>
         </w:rPr>
@@ -2377,6 +2380,7 @@
       </w:r>
       <w:r>
         <w:rPr>
+          <w:strike/>
           <w:color w:val="000000" w:themeColor="text1"/>
         </w:rPr>
         <w:t>:</w:t>
@@ -2747,11 +2751,13 @@
           <w:numId w:val="2"/>
         </w:numPr>
         <w:rPr>
-          <w:color w:val="000000" w:themeColor="text1"/>
-        </w:rPr>
-      </w:pPr>
-      <w:r>
-        <w:rPr>
+          <w:strike/>
+          <w:color w:val="000000" w:themeColor="text1"/>
+        </w:rPr>
+      </w:pPr>
+      <w:r>
+        <w:rPr>
+          <w:strike/>
           <w:color w:val="000000" w:themeColor="text1"/>
           <w:highlight w:val="green"/>
         </w:rPr>
@@ -2760,6 +2766,7 @@
       <w:proofErr w:type="gramStart"/>
       <w:r>
         <w:rPr>
+          <w:strike/>
           <w:color w:val="000000" w:themeColor="text1"/>
           <w:highlight w:val="green"/>
         </w:rPr>
@@ -2767,6 +2774,7 @@
       </w:r>
       <w:r>
         <w:rPr>
+          <w:strike/>
           <w:color w:val="000000" w:themeColor="text1"/>
         </w:rPr>
         <w:t xml:space="preserve"> :</w:t>
@@ -3024,17 +3032,20 @@
     <w:p>
       <w:pPr>
         <w:rPr>
-          <w:color w:val="000000" w:themeColor="text1"/>
-        </w:rPr>
-      </w:pPr>
-      <w:r>
-        <w:rPr>
+          <w:strike/>
+          <w:color w:val="000000" w:themeColor="text1"/>
+        </w:rPr>
+      </w:pPr>
+      <w:r>
+        <w:rPr>
+          <w:strike/>
           <w:color w:val="000000" w:themeColor="text1"/>
         </w:rPr>
         <w:t>+</w:t>
       </w:r>
       <w:r>
         <w:rPr>
+          <w:strike/>
           <w:color w:val="000000" w:themeColor="text1"/>
         </w:rPr>
         <w:t xml:space="preserve">Also add modification and archive features for clients and </w:t>
@@ -3042,6 +3053,7 @@
       <w:proofErr w:type="spellStart"/>
       <w:r>
         <w:rPr>
+          <w:strike/>
           <w:color w:val="000000" w:themeColor="text1"/>
         </w:rPr>
         <w:t>commandes</w:t>
@@ -3058,11 +3070,13 @@
     <w:p>
       <w:pPr>
         <w:rPr>
-          <w:color w:val="000000" w:themeColor="text1"/>
-        </w:rPr>
-      </w:pPr>
-      <w:r>
-        <w:rPr>
+          <w:strike/>
+          <w:color w:val="000000" w:themeColor="text1"/>
+        </w:rPr>
+      </w:pPr>
+      <w:r>
+        <w:rPr>
+          <w:strike/>
           <w:color w:val="000000" w:themeColor="text1"/>
         </w:rPr>
         <w:t>+</w:t>
@@ -4428,18 +4442,21 @@
     <w:p>
       <w:pPr>
         <w:rPr>
-          <w:color w:val="000000" w:themeColor="text1"/>
-        </w:rPr>
-      </w:pPr>
-    </w:p>
-    <w:p>
-      <w:pPr>
-        <w:rPr>
-          <w:color w:val="000000" w:themeColor="text1"/>
-        </w:rPr>
-      </w:pPr>
-      <w:r>
-        <w:rPr>
+          <w:strike/>
+          <w:color w:val="000000" w:themeColor="text1"/>
+        </w:rPr>
+      </w:pPr>
+    </w:p>
+    <w:p>
+      <w:pPr>
+        <w:rPr>
+          <w:strike/>
+          <w:color w:val="000000" w:themeColor="text1"/>
+        </w:rPr>
+      </w:pPr>
+      <w:r>
+        <w:rPr>
+          <w:strike/>
           <w:color w:val="000000" w:themeColor="text1"/>
         </w:rPr>
         <w:t xml:space="preserve">It should be 2 </w:t>
@@ -4447,6 +4464,7 @@
       <w:proofErr w:type="gramStart"/>
       <w:r>
         <w:rPr>
+          <w:strike/>
           <w:color w:val="000000" w:themeColor="text1"/>
         </w:rPr>
         <w:t>options :</w:t>
@@ -4461,11 +4479,13 @@
           <w:numId w:val="3"/>
         </w:numPr>
         <w:rPr>
-          <w:color w:val="000000" w:themeColor="text1"/>
-        </w:rPr>
-      </w:pPr>
-      <w:r>
-        <w:rPr>
+          <w:strike/>
+          <w:color w:val="000000" w:themeColor="text1"/>
+        </w:rPr>
+      </w:pPr>
+      <w:r>
+        <w:rPr>
+          <w:strike/>
           <w:color w:val="000000" w:themeColor="text1"/>
         </w:rPr>
         <w:t xml:space="preserve">% with auto calculation </w:t>
@@ -4479,11 +4499,13 @@
           <w:numId w:val="3"/>
         </w:numPr>
         <w:rPr>
-          <w:color w:val="000000" w:themeColor="text1"/>
-        </w:rPr>
-      </w:pPr>
-      <w:r>
-        <w:rPr>
+          <w:strike/>
+          <w:color w:val="000000" w:themeColor="text1"/>
+        </w:rPr>
+      </w:pPr>
+      <w:r>
+        <w:rPr>
+          <w:strike/>
           <w:color w:val="000000" w:themeColor="text1"/>
         </w:rPr>
         <w:t xml:space="preserve">Fixed value, the user </w:t>
@@ -4491,6 +4513,7 @@
       <w:proofErr w:type="gramStart"/>
       <w:r>
         <w:rPr>
+          <w:strike/>
           <w:color w:val="000000" w:themeColor="text1"/>
         </w:rPr>
         <w:t>choose</w:t>
@@ -4498,6 +4521,7 @@
       <w:proofErr w:type="gramEnd"/>
       <w:r>
         <w:rPr>
+          <w:strike/>
           <w:color w:val="000000" w:themeColor="text1"/>
         </w:rPr>
         <w:t xml:space="preserve"> it </w:t>
